--- a/docs/qms/evidence-2026/QMS_Word/forms__FRM-02_Change_Request.docx
+++ b/docs/qms/evidence-2026/QMS_Word/forms__FRM-02_Change_Request.docx
@@ -17,20 +17,20 @@
     </w:p>
     <w:tbl>
       <w:tblPr>
-        <w:tblW w:w="4397" w:type="dxa"/>
+        <w:tblW w:w="5000" w:type="pct"/>
         <w:jc w:val="left"/>
-        <w:tblInd w:w="0" w:type="dxa"/>
+        <w:tblInd w:w="-7" w:type="dxa"/>
         <w:tblLayout w:type="fixed"/>
         <w:tblCellMar>
-          <w:top w:w="28" w:type="dxa"/>
-          <w:left w:w="28" w:type="dxa"/>
-          <w:bottom w:w="28" w:type="dxa"/>
-          <w:right w:w="28" w:type="dxa"/>
+          <w:top w:w="60" w:type="dxa"/>
+          <w:left w:w="60" w:type="dxa"/>
+          <w:bottom w:w="60" w:type="dxa"/>
+          <w:right w:w="60" w:type="dxa"/>
         </w:tblCellMar>
       </w:tblPr>
       <w:tblGrid>
-        <w:gridCol w:w="1951"/>
-        <w:gridCol w:w="2446"/>
+        <w:gridCol w:w="2606"/>
+        <w:gridCol w:w="8732"/>
       </w:tblGrid>
       <w:tr>
         <w:trPr>
@@ -38,44 +38,60 @@
         </w:trPr>
         <w:tc>
           <w:tcPr>
-            <w:tcW w:w="1951" w:type="dxa"/>
-            <w:tcBorders/>
+            <w:tcW w:w="2606" w:type="dxa"/>
+            <w:tcBorders>
+              <w:top w:val="single" w:sz="6" w:space="0" w:color="BFC7D5"/>
+              <w:left w:val="single" w:sz="6" w:space="0" w:color="BFC7D5"/>
+              <w:bottom w:val="single" w:sz="2" w:space="0" w:color="BFC7D5"/>
+              <w:right w:val="single" w:sz="6" w:space="0" w:color="BFC7D5"/>
+            </w:tcBorders>
+            <w:shd w:fill="1F3A5F" w:val="clear"/>
             <w:vAlign w:val="center"/>
           </w:tcPr>
           <w:p>
             <w:pPr>
               <w:pStyle w:val="TableHeading"/>
-              <w:suppressLineNumbers/>
-              <w:shd w:fill="1F3A5F" w:val="clear"/>
-              <w:bidi w:val="0"/>
-              <w:spacing w:before="0" w:after="283"/>
-              <w:jc w:val="center"/>
-              <w:rPr/>
-            </w:pPr>
-            <w:r>
-              <w:rPr/>
+              <w:bidi w:val="0"/>
+              <w:spacing w:before="0" w:after="283"/>
+              <w:jc w:val="left"/>
+              <w:rPr>
+                <w:color w:val="FFFFFF"/>
+              </w:rPr>
+            </w:pPr>
+            <w:r>
+              <w:rPr>
+                <w:color w:val="FFFFFF"/>
+              </w:rPr>
               <w:t>Field</w:t>
             </w:r>
           </w:p>
         </w:tc>
         <w:tc>
           <w:tcPr>
-            <w:tcW w:w="2446" w:type="dxa"/>
-            <w:tcBorders/>
+            <w:tcW w:w="8732" w:type="dxa"/>
+            <w:tcBorders>
+              <w:top w:val="single" w:sz="6" w:space="0" w:color="BFC7D5"/>
+              <w:left w:val="single" w:sz="2" w:space="0" w:color="BFC7D5"/>
+              <w:bottom w:val="single" w:sz="2" w:space="0" w:color="BFC7D5"/>
+              <w:right w:val="single" w:sz="6" w:space="0" w:color="BFC7D5"/>
+            </w:tcBorders>
+            <w:shd w:fill="1F3A5F" w:val="clear"/>
             <w:vAlign w:val="center"/>
           </w:tcPr>
           <w:p>
             <w:pPr>
               <w:pStyle w:val="TableHeading"/>
-              <w:suppressLineNumbers/>
-              <w:shd w:fill="1F3A5F" w:val="clear"/>
-              <w:bidi w:val="0"/>
-              <w:spacing w:before="0" w:after="283"/>
-              <w:jc w:val="center"/>
-              <w:rPr/>
-            </w:pPr>
-            <w:r>
-              <w:rPr/>
+              <w:bidi w:val="0"/>
+              <w:spacing w:before="0" w:after="283"/>
+              <w:jc w:val="left"/>
+              <w:rPr>
+                <w:color w:val="FFFFFF"/>
+              </w:rPr>
+            </w:pPr>
+            <w:r>
+              <w:rPr>
+                <w:color w:val="FFFFFF"/>
+              </w:rPr>
               <w:t>Value</w:t>
             </w:r>
           </w:p>
@@ -85,8 +101,12 @@
         <w:trPr/>
         <w:tc>
           <w:tcPr>
-            <w:tcW w:w="1951" w:type="dxa"/>
-            <w:tcBorders/>
+            <w:tcW w:w="2606" w:type="dxa"/>
+            <w:tcBorders>
+              <w:left w:val="single" w:sz="6" w:space="0" w:color="BFC7D5"/>
+              <w:bottom w:val="single" w:sz="2" w:space="0" w:color="BFC7D5"/>
+              <w:right w:val="single" w:sz="6" w:space="0" w:color="BFC7D5"/>
+            </w:tcBorders>
             <w:vAlign w:val="center"/>
           </w:tcPr>
           <w:p>
@@ -105,8 +125,12 @@
         </w:tc>
         <w:tc>
           <w:tcPr>
-            <w:tcW w:w="2446" w:type="dxa"/>
-            <w:tcBorders/>
+            <w:tcW w:w="8732" w:type="dxa"/>
+            <w:tcBorders>
+              <w:left w:val="single" w:sz="2" w:space="0" w:color="BFC7D5"/>
+              <w:bottom w:val="single" w:sz="2" w:space="0" w:color="BFC7D5"/>
+              <w:right w:val="single" w:sz="6" w:space="0" w:color="BFC7D5"/>
+            </w:tcBorders>
             <w:vAlign w:val="center"/>
           </w:tcPr>
           <w:p>
@@ -128,8 +152,12 @@
         <w:trPr/>
         <w:tc>
           <w:tcPr>
-            <w:tcW w:w="1951" w:type="dxa"/>
-            <w:tcBorders/>
+            <w:tcW w:w="2606" w:type="dxa"/>
+            <w:tcBorders>
+              <w:left w:val="single" w:sz="6" w:space="0" w:color="BFC7D5"/>
+              <w:bottom w:val="single" w:sz="2" w:space="0" w:color="BFC7D5"/>
+              <w:right w:val="single" w:sz="6" w:space="0" w:color="BFC7D5"/>
+            </w:tcBorders>
             <w:vAlign w:val="center"/>
           </w:tcPr>
           <w:p>
@@ -148,8 +176,12 @@
         </w:tc>
         <w:tc>
           <w:tcPr>
-            <w:tcW w:w="2446" w:type="dxa"/>
-            <w:tcBorders/>
+            <w:tcW w:w="8732" w:type="dxa"/>
+            <w:tcBorders>
+              <w:left w:val="single" w:sz="2" w:space="0" w:color="BFC7D5"/>
+              <w:bottom w:val="single" w:sz="2" w:space="0" w:color="BFC7D5"/>
+              <w:right w:val="single" w:sz="6" w:space="0" w:color="BFC7D5"/>
+            </w:tcBorders>
             <w:vAlign w:val="center"/>
           </w:tcPr>
           <w:p>
@@ -171,8 +203,12 @@
         <w:trPr/>
         <w:tc>
           <w:tcPr>
-            <w:tcW w:w="1951" w:type="dxa"/>
-            <w:tcBorders/>
+            <w:tcW w:w="2606" w:type="dxa"/>
+            <w:tcBorders>
+              <w:left w:val="single" w:sz="6" w:space="0" w:color="BFC7D5"/>
+              <w:bottom w:val="single" w:sz="2" w:space="0" w:color="BFC7D5"/>
+              <w:right w:val="single" w:sz="6" w:space="0" w:color="BFC7D5"/>
+            </w:tcBorders>
             <w:vAlign w:val="center"/>
           </w:tcPr>
           <w:p>
@@ -191,8 +227,12 @@
         </w:tc>
         <w:tc>
           <w:tcPr>
-            <w:tcW w:w="2446" w:type="dxa"/>
-            <w:tcBorders/>
+            <w:tcW w:w="8732" w:type="dxa"/>
+            <w:tcBorders>
+              <w:left w:val="single" w:sz="2" w:space="0" w:color="BFC7D5"/>
+              <w:bottom w:val="single" w:sz="2" w:space="0" w:color="BFC7D5"/>
+              <w:right w:val="single" w:sz="6" w:space="0" w:color="BFC7D5"/>
+            </w:tcBorders>
             <w:vAlign w:val="center"/>
           </w:tcPr>
           <w:p>
@@ -207,7 +247,7 @@
               <w:rPr>
                 <w:rStyle w:val="Strong"/>
               </w:rPr>
-              <w:t>DRAFT — not yet approved</w:t>
+              <w:t>APPROVED</w:t>
             </w:r>
           </w:p>
         </w:tc>
@@ -216,8 +256,12 @@
         <w:trPr/>
         <w:tc>
           <w:tcPr>
-            <w:tcW w:w="1951" w:type="dxa"/>
-            <w:tcBorders/>
+            <w:tcW w:w="2606" w:type="dxa"/>
+            <w:tcBorders>
+              <w:left w:val="single" w:sz="6" w:space="0" w:color="BFC7D5"/>
+              <w:bottom w:val="single" w:sz="2" w:space="0" w:color="BFC7D5"/>
+              <w:right w:val="single" w:sz="6" w:space="0" w:color="BFC7D5"/>
+            </w:tcBorders>
             <w:vAlign w:val="center"/>
           </w:tcPr>
           <w:p>
@@ -236,21 +280,25 @@
         </w:tc>
         <w:tc>
           <w:tcPr>
-            <w:tcW w:w="2446" w:type="dxa"/>
-            <w:tcBorders/>
-            <w:vAlign w:val="center"/>
-          </w:tcPr>
-          <w:p>
-            <w:pPr>
-              <w:pStyle w:val="TableContents"/>
-              <w:bidi w:val="0"/>
-              <w:spacing w:before="0" w:after="283"/>
-              <w:jc w:val="left"/>
-              <w:rPr/>
-            </w:pPr>
-            <w:r>
-              <w:rPr/>
-              <w:t>Managing Director</w:t>
+            <w:tcW w:w="8732" w:type="dxa"/>
+            <w:tcBorders>
+              <w:left w:val="single" w:sz="2" w:space="0" w:color="BFC7D5"/>
+              <w:bottom w:val="single" w:sz="2" w:space="0" w:color="BFC7D5"/>
+              <w:right w:val="single" w:sz="6" w:space="0" w:color="BFC7D5"/>
+            </w:tcBorders>
+            <w:vAlign w:val="center"/>
+          </w:tcPr>
+          <w:p>
+            <w:pPr>
+              <w:pStyle w:val="TableContents"/>
+              <w:bidi w:val="0"/>
+              <w:spacing w:before="0" w:after="283"/>
+              <w:jc w:val="left"/>
+              <w:rPr/>
+            </w:pPr>
+            <w:r>
+              <w:rPr/>
+              <w:t>Managing Director (Anita Johan)</w:t>
             </w:r>
           </w:p>
         </w:tc>
@@ -259,8 +307,12 @@
         <w:trPr/>
         <w:tc>
           <w:tcPr>
-            <w:tcW w:w="1951" w:type="dxa"/>
-            <w:tcBorders/>
+            <w:tcW w:w="2606" w:type="dxa"/>
+            <w:tcBorders>
+              <w:left w:val="single" w:sz="6" w:space="0" w:color="BFC7D5"/>
+              <w:bottom w:val="single" w:sz="2" w:space="0" w:color="BFC7D5"/>
+              <w:right w:val="single" w:sz="6" w:space="0" w:color="BFC7D5"/>
+            </w:tcBorders>
             <w:vAlign w:val="center"/>
           </w:tcPr>
           <w:p>
@@ -279,8 +331,12 @@
         </w:tc>
         <w:tc>
           <w:tcPr>
-            <w:tcW w:w="2446" w:type="dxa"/>
-            <w:tcBorders/>
+            <w:tcW w:w="8732" w:type="dxa"/>
+            <w:tcBorders>
+              <w:left w:val="single" w:sz="2" w:space="0" w:color="BFC7D5"/>
+              <w:bottom w:val="single" w:sz="2" w:space="0" w:color="BFC7D5"/>
+              <w:right w:val="single" w:sz="6" w:space="0" w:color="BFC7D5"/>
+            </w:tcBorders>
             <w:vAlign w:val="center"/>
           </w:tcPr>
           <w:p>
@@ -294,6 +350,314 @@
             <w:r>
               <w:rPr/>
               <w:t>8.5.6, 8.3.6</w:t>
+            </w:r>
+          </w:p>
+        </w:tc>
+      </w:tr>
+      <w:tr>
+        <w:trPr/>
+        <w:tc>
+          <w:tcPr>
+            <w:tcW w:w="2606" w:type="dxa"/>
+            <w:tcBorders>
+              <w:left w:val="single" w:sz="6" w:space="0" w:color="BFC7D5"/>
+              <w:bottom w:val="single" w:sz="2" w:space="0" w:color="BFC7D5"/>
+              <w:right w:val="single" w:sz="6" w:space="0" w:color="BFC7D5"/>
+            </w:tcBorders>
+            <w:vAlign w:val="center"/>
+          </w:tcPr>
+          <w:p>
+            <w:pPr>
+              <w:pStyle w:val="TableContents"/>
+              <w:bidi w:val="0"/>
+              <w:spacing w:before="0" w:after="283"/>
+              <w:jc w:val="left"/>
+              <w:rPr/>
+            </w:pPr>
+            <w:r>
+              <w:rPr/>
+              <w:t>Prepared by</w:t>
+            </w:r>
+          </w:p>
+        </w:tc>
+        <w:tc>
+          <w:tcPr>
+            <w:tcW w:w="8732" w:type="dxa"/>
+            <w:tcBorders>
+              <w:left w:val="single" w:sz="2" w:space="0" w:color="BFC7D5"/>
+              <w:bottom w:val="single" w:sz="2" w:space="0" w:color="BFC7D5"/>
+              <w:right w:val="single" w:sz="6" w:space="0" w:color="BFC7D5"/>
+            </w:tcBorders>
+            <w:vAlign w:val="center"/>
+          </w:tcPr>
+          <w:p>
+            <w:pPr>
+              <w:pStyle w:val="TableContents"/>
+              <w:bidi w:val="0"/>
+              <w:spacing w:before="0" w:after="283"/>
+              <w:jc w:val="left"/>
+              <w:rPr/>
+            </w:pPr>
+            <w:r>
+              <w:rPr/>
+              <w:t>Richard Watson Stephen Amudha (Lead Engineer) — 2026-10-07</w:t>
+            </w:r>
+          </w:p>
+        </w:tc>
+      </w:tr>
+      <w:tr>
+        <w:trPr/>
+        <w:tc>
+          <w:tcPr>
+            <w:tcW w:w="2606" w:type="dxa"/>
+            <w:tcBorders>
+              <w:left w:val="single" w:sz="6" w:space="0" w:color="BFC7D5"/>
+              <w:bottom w:val="single" w:sz="2" w:space="0" w:color="BFC7D5"/>
+              <w:right w:val="single" w:sz="6" w:space="0" w:color="BFC7D5"/>
+            </w:tcBorders>
+            <w:vAlign w:val="center"/>
+          </w:tcPr>
+          <w:p>
+            <w:pPr>
+              <w:pStyle w:val="TableContents"/>
+              <w:bidi w:val="0"/>
+              <w:spacing w:before="0" w:after="283"/>
+              <w:jc w:val="left"/>
+              <w:rPr/>
+            </w:pPr>
+            <w:r>
+              <w:rPr/>
+              <w:t>Reviewed by</w:t>
+            </w:r>
+          </w:p>
+        </w:tc>
+        <w:tc>
+          <w:tcPr>
+            <w:tcW w:w="8732" w:type="dxa"/>
+            <w:tcBorders>
+              <w:left w:val="single" w:sz="2" w:space="0" w:color="BFC7D5"/>
+              <w:bottom w:val="single" w:sz="2" w:space="0" w:color="BFC7D5"/>
+              <w:right w:val="single" w:sz="6" w:space="0" w:color="BFC7D5"/>
+            </w:tcBorders>
+            <w:vAlign w:val="center"/>
+          </w:tcPr>
+          <w:p>
+            <w:pPr>
+              <w:pStyle w:val="TableContents"/>
+              <w:bidi w:val="0"/>
+              <w:spacing w:before="0" w:after="283"/>
+              <w:jc w:val="left"/>
+              <w:rPr/>
+            </w:pPr>
+            <w:r>
+              <w:rPr/>
+              <w:t>Alexander Peter (EchoMind Project Lead) — 2026-10-07</w:t>
+            </w:r>
+          </w:p>
+        </w:tc>
+      </w:tr>
+      <w:tr>
+        <w:trPr/>
+        <w:tc>
+          <w:tcPr>
+            <w:tcW w:w="2606" w:type="dxa"/>
+            <w:tcBorders>
+              <w:left w:val="single" w:sz="6" w:space="0" w:color="BFC7D5"/>
+              <w:bottom w:val="single" w:sz="2" w:space="0" w:color="BFC7D5"/>
+              <w:right w:val="single" w:sz="6" w:space="0" w:color="BFC7D5"/>
+            </w:tcBorders>
+            <w:vAlign w:val="center"/>
+          </w:tcPr>
+          <w:p>
+            <w:pPr>
+              <w:pStyle w:val="TableContents"/>
+              <w:bidi w:val="0"/>
+              <w:spacing w:before="0" w:after="283"/>
+              <w:jc w:val="left"/>
+              <w:rPr/>
+            </w:pPr>
+            <w:r>
+              <w:rPr/>
+              <w:t>Quality assurance</w:t>
+            </w:r>
+          </w:p>
+        </w:tc>
+        <w:tc>
+          <w:tcPr>
+            <w:tcW w:w="8732" w:type="dxa"/>
+            <w:tcBorders>
+              <w:left w:val="single" w:sz="2" w:space="0" w:color="BFC7D5"/>
+              <w:bottom w:val="single" w:sz="2" w:space="0" w:color="BFC7D5"/>
+              <w:right w:val="single" w:sz="6" w:space="0" w:color="BFC7D5"/>
+            </w:tcBorders>
+            <w:vAlign w:val="center"/>
+          </w:tcPr>
+          <w:p>
+            <w:pPr>
+              <w:pStyle w:val="TableContents"/>
+              <w:bidi w:val="0"/>
+              <w:spacing w:before="0" w:after="283"/>
+              <w:jc w:val="left"/>
+              <w:rPr/>
+            </w:pPr>
+            <w:r>
+              <w:rPr/>
+              <w:t>Sheryl Nazareth (QA / MR) — 2026-10-07</w:t>
+            </w:r>
+          </w:p>
+        </w:tc>
+      </w:tr>
+      <w:tr>
+        <w:trPr/>
+        <w:tc>
+          <w:tcPr>
+            <w:tcW w:w="2606" w:type="dxa"/>
+            <w:tcBorders>
+              <w:left w:val="single" w:sz="6" w:space="0" w:color="BFC7D5"/>
+              <w:bottom w:val="single" w:sz="2" w:space="0" w:color="BFC7D5"/>
+              <w:right w:val="single" w:sz="6" w:space="0" w:color="BFC7D5"/>
+            </w:tcBorders>
+            <w:vAlign w:val="center"/>
+          </w:tcPr>
+          <w:p>
+            <w:pPr>
+              <w:pStyle w:val="TableContents"/>
+              <w:bidi w:val="0"/>
+              <w:spacing w:before="0" w:after="283"/>
+              <w:jc w:val="left"/>
+              <w:rPr/>
+            </w:pPr>
+            <w:r>
+              <w:rPr/>
+              <w:t>Approved by</w:t>
+            </w:r>
+          </w:p>
+        </w:tc>
+        <w:tc>
+          <w:tcPr>
+            <w:tcW w:w="8732" w:type="dxa"/>
+            <w:tcBorders>
+              <w:left w:val="single" w:sz="2" w:space="0" w:color="BFC7D5"/>
+              <w:bottom w:val="single" w:sz="2" w:space="0" w:color="BFC7D5"/>
+              <w:right w:val="single" w:sz="6" w:space="0" w:color="BFC7D5"/>
+            </w:tcBorders>
+            <w:vAlign w:val="center"/>
+          </w:tcPr>
+          <w:p>
+            <w:pPr>
+              <w:pStyle w:val="TableContents"/>
+              <w:bidi w:val="0"/>
+              <w:spacing w:before="0" w:after="283"/>
+              <w:jc w:val="left"/>
+              <w:rPr/>
+            </w:pPr>
+            <w:r>
+              <w:rPr/>
+              <w:t>Anita Johan (Managing Director)</w:t>
+            </w:r>
+          </w:p>
+        </w:tc>
+      </w:tr>
+      <w:tr>
+        <w:trPr/>
+        <w:tc>
+          <w:tcPr>
+            <w:tcW w:w="2606" w:type="dxa"/>
+            <w:tcBorders>
+              <w:left w:val="single" w:sz="6" w:space="0" w:color="BFC7D5"/>
+              <w:bottom w:val="single" w:sz="2" w:space="0" w:color="BFC7D5"/>
+              <w:right w:val="single" w:sz="6" w:space="0" w:color="BFC7D5"/>
+            </w:tcBorders>
+            <w:vAlign w:val="center"/>
+          </w:tcPr>
+          <w:p>
+            <w:pPr>
+              <w:pStyle w:val="TableContents"/>
+              <w:bidi w:val="0"/>
+              <w:spacing w:before="0" w:after="283"/>
+              <w:jc w:val="left"/>
+              <w:rPr/>
+            </w:pPr>
+            <w:r>
+              <w:rPr/>
+              <w:t>Approval date</w:t>
+            </w:r>
+          </w:p>
+        </w:tc>
+        <w:tc>
+          <w:tcPr>
+            <w:tcW w:w="8732" w:type="dxa"/>
+            <w:tcBorders>
+              <w:left w:val="single" w:sz="2" w:space="0" w:color="BFC7D5"/>
+              <w:bottom w:val="single" w:sz="2" w:space="0" w:color="BFC7D5"/>
+              <w:right w:val="single" w:sz="6" w:space="0" w:color="BFC7D5"/>
+            </w:tcBorders>
+            <w:vAlign w:val="center"/>
+          </w:tcPr>
+          <w:p>
+            <w:pPr>
+              <w:pStyle w:val="TableContents"/>
+              <w:bidi w:val="0"/>
+              <w:spacing w:before="0" w:after="283"/>
+              <w:jc w:val="left"/>
+              <w:rPr/>
+            </w:pPr>
+            <w:r>
+              <w:rPr/>
+              <w:t>2026-10-07</w:t>
+            </w:r>
+          </w:p>
+        </w:tc>
+      </w:tr>
+      <w:tr>
+        <w:trPr/>
+        <w:tc>
+          <w:tcPr>
+            <w:tcW w:w="2606" w:type="dxa"/>
+            <w:tcBorders>
+              <w:left w:val="single" w:sz="6" w:space="0" w:color="BFC7D5"/>
+              <w:bottom w:val="single" w:sz="6" w:space="0" w:color="BFC7D5"/>
+              <w:right w:val="single" w:sz="6" w:space="0" w:color="BFC7D5"/>
+            </w:tcBorders>
+            <w:vAlign w:val="center"/>
+          </w:tcPr>
+          <w:p>
+            <w:pPr>
+              <w:pStyle w:val="TableContents"/>
+              <w:bidi w:val="0"/>
+              <w:spacing w:before="0" w:after="283"/>
+              <w:jc w:val="left"/>
+              <w:rPr/>
+            </w:pPr>
+            <w:r>
+              <w:rPr/>
+              <w:t>Approval record</w:t>
+            </w:r>
+          </w:p>
+        </w:tc>
+        <w:tc>
+          <w:tcPr>
+            <w:tcW w:w="8732" w:type="dxa"/>
+            <w:tcBorders>
+              <w:left w:val="single" w:sz="2" w:space="0" w:color="BFC7D5"/>
+              <w:bottom w:val="single" w:sz="6" w:space="0" w:color="BFC7D5"/>
+              <w:right w:val="single" w:sz="6" w:space="0" w:color="BFC7D5"/>
+            </w:tcBorders>
+            <w:vAlign w:val="center"/>
+          </w:tcPr>
+          <w:p>
+            <w:pPr>
+              <w:pStyle w:val="TableContents"/>
+              <w:bidi w:val="0"/>
+              <w:spacing w:before="0" w:after="283"/>
+              <w:jc w:val="left"/>
+              <w:rPr/>
+            </w:pPr>
+            <w:r>
+              <w:rPr>
+                <w:rStyle w:val="SourceText"/>
+              </w:rPr>
+              <w:t>records/approvals/2026-10-07_AR-2026-001_document_approval.md</w:t>
             </w:r>
           </w:p>
         </w:tc>
@@ -348,20 +712,20 @@
     </w:p>
     <w:tbl>
       <w:tblPr>
-        <w:tblW w:w="5087" w:type="dxa"/>
+        <w:tblW w:w="5000" w:type="pct"/>
         <w:jc w:val="left"/>
-        <w:tblInd w:w="0" w:type="dxa"/>
+        <w:tblInd w:w="-7" w:type="dxa"/>
         <w:tblLayout w:type="fixed"/>
         <w:tblCellMar>
-          <w:top w:w="28" w:type="dxa"/>
-          <w:left w:w="28" w:type="dxa"/>
-          <w:bottom w:w="28" w:type="dxa"/>
-          <w:right w:w="28" w:type="dxa"/>
+          <w:top w:w="60" w:type="dxa"/>
+          <w:left w:w="60" w:type="dxa"/>
+          <w:bottom w:w="60" w:type="dxa"/>
+          <w:right w:w="60" w:type="dxa"/>
         </w:tblCellMar>
       </w:tblPr>
       <w:tblGrid>
-        <w:gridCol w:w="2626"/>
-        <w:gridCol w:w="2461"/>
+        <w:gridCol w:w="5883"/>
+        <w:gridCol w:w="5455"/>
       </w:tblGrid>
       <w:tr>
         <w:trPr>
@@ -369,44 +733,60 @@
         </w:trPr>
         <w:tc>
           <w:tcPr>
-            <w:tcW w:w="2626" w:type="dxa"/>
-            <w:tcBorders/>
+            <w:tcW w:w="5883" w:type="dxa"/>
+            <w:tcBorders>
+              <w:top w:val="single" w:sz="6" w:space="0" w:color="BFC7D5"/>
+              <w:left w:val="single" w:sz="6" w:space="0" w:color="BFC7D5"/>
+              <w:bottom w:val="single" w:sz="2" w:space="0" w:color="BFC7D5"/>
+              <w:right w:val="single" w:sz="6" w:space="0" w:color="BFC7D5"/>
+            </w:tcBorders>
+            <w:shd w:fill="1F3A5F" w:val="clear"/>
             <w:vAlign w:val="center"/>
           </w:tcPr>
           <w:p>
             <w:pPr>
               <w:pStyle w:val="TableHeading"/>
-              <w:suppressLineNumbers/>
-              <w:shd w:fill="1F3A5F" w:val="clear"/>
-              <w:bidi w:val="0"/>
-              <w:spacing w:before="0" w:after="283"/>
-              <w:jc w:val="center"/>
-              <w:rPr/>
-            </w:pPr>
-            <w:r>
-              <w:rPr/>
+              <w:bidi w:val="0"/>
+              <w:spacing w:before="0" w:after="283"/>
+              <w:jc w:val="left"/>
+              <w:rPr>
+                <w:color w:val="FFFFFF"/>
+              </w:rPr>
+            </w:pPr>
+            <w:r>
+              <w:rPr>
+                <w:color w:val="FFFFFF"/>
+              </w:rPr>
               <w:t>Field</w:t>
             </w:r>
           </w:p>
         </w:tc>
         <w:tc>
           <w:tcPr>
-            <w:tcW w:w="2461" w:type="dxa"/>
-            <w:tcBorders/>
+            <w:tcW w:w="5455" w:type="dxa"/>
+            <w:tcBorders>
+              <w:top w:val="single" w:sz="6" w:space="0" w:color="BFC7D5"/>
+              <w:left w:val="single" w:sz="2" w:space="0" w:color="BFC7D5"/>
+              <w:bottom w:val="single" w:sz="2" w:space="0" w:color="BFC7D5"/>
+              <w:right w:val="single" w:sz="6" w:space="0" w:color="BFC7D5"/>
+            </w:tcBorders>
+            <w:shd w:fill="1F3A5F" w:val="clear"/>
             <w:vAlign w:val="center"/>
           </w:tcPr>
           <w:p>
             <w:pPr>
               <w:pStyle w:val="TableHeading"/>
-              <w:suppressLineNumbers/>
-              <w:shd w:fill="1F3A5F" w:val="clear"/>
-              <w:bidi w:val="0"/>
-              <w:spacing w:before="0" w:after="283"/>
-              <w:jc w:val="center"/>
-              <w:rPr/>
-            </w:pPr>
-            <w:r>
-              <w:rPr/>
+              <w:bidi w:val="0"/>
+              <w:spacing w:before="0" w:after="283"/>
+              <w:jc w:val="left"/>
+              <w:rPr>
+                <w:color w:val="FFFFFF"/>
+              </w:rPr>
+            </w:pPr>
+            <w:r>
+              <w:rPr>
+                <w:color w:val="FFFFFF"/>
+              </w:rPr>
               <w:t>Entry</w:t>
             </w:r>
           </w:p>
@@ -416,8 +796,12 @@
         <w:trPr/>
         <w:tc>
           <w:tcPr>
-            <w:tcW w:w="2626" w:type="dxa"/>
-            <w:tcBorders/>
+            <w:tcW w:w="5883" w:type="dxa"/>
+            <w:tcBorders>
+              <w:left w:val="single" w:sz="6" w:space="0" w:color="BFC7D5"/>
+              <w:bottom w:val="single" w:sz="2" w:space="0" w:color="BFC7D5"/>
+              <w:right w:val="single" w:sz="6" w:space="0" w:color="BFC7D5"/>
+            </w:tcBorders>
             <w:vAlign w:val="center"/>
           </w:tcPr>
           <w:p>
@@ -436,8 +820,12 @@
         </w:tc>
         <w:tc>
           <w:tcPr>
-            <w:tcW w:w="2461" w:type="dxa"/>
-            <w:tcBorders/>
+            <w:tcW w:w="5455" w:type="dxa"/>
+            <w:tcBorders>
+              <w:left w:val="single" w:sz="2" w:space="0" w:color="BFC7D5"/>
+              <w:bottom w:val="single" w:sz="2" w:space="0" w:color="BFC7D5"/>
+              <w:right w:val="single" w:sz="6" w:space="0" w:color="BFC7D5"/>
+            </w:tcBorders>
             <w:vAlign w:val="center"/>
           </w:tcPr>
           <w:p>
@@ -461,8 +849,12 @@
         <w:trPr/>
         <w:tc>
           <w:tcPr>
-            <w:tcW w:w="2626" w:type="dxa"/>
-            <w:tcBorders/>
+            <w:tcW w:w="5883" w:type="dxa"/>
+            <w:tcBorders>
+              <w:left w:val="single" w:sz="6" w:space="0" w:color="BFC7D5"/>
+              <w:bottom w:val="single" w:sz="2" w:space="0" w:color="BFC7D5"/>
+              <w:right w:val="single" w:sz="6" w:space="0" w:color="BFC7D5"/>
+            </w:tcBorders>
             <w:vAlign w:val="center"/>
           </w:tcPr>
           <w:p>
@@ -481,8 +873,12 @@
         </w:tc>
         <w:tc>
           <w:tcPr>
-            <w:tcW w:w="2461" w:type="dxa"/>
-            <w:tcBorders/>
+            <w:tcW w:w="5455" w:type="dxa"/>
+            <w:tcBorders>
+              <w:left w:val="single" w:sz="2" w:space="0" w:color="BFC7D5"/>
+              <w:bottom w:val="single" w:sz="2" w:space="0" w:color="BFC7D5"/>
+              <w:right w:val="single" w:sz="6" w:space="0" w:color="BFC7D5"/>
+            </w:tcBorders>
             <w:vAlign w:val="center"/>
           </w:tcPr>
           <w:p>
@@ -506,8 +902,12 @@
         <w:trPr/>
         <w:tc>
           <w:tcPr>
-            <w:tcW w:w="2626" w:type="dxa"/>
-            <w:tcBorders/>
+            <w:tcW w:w="5883" w:type="dxa"/>
+            <w:tcBorders>
+              <w:left w:val="single" w:sz="6" w:space="0" w:color="BFC7D5"/>
+              <w:bottom w:val="single" w:sz="2" w:space="0" w:color="BFC7D5"/>
+              <w:right w:val="single" w:sz="6" w:space="0" w:color="BFC7D5"/>
+            </w:tcBorders>
             <w:vAlign w:val="center"/>
           </w:tcPr>
           <w:p>
@@ -526,8 +926,12 @@
         </w:tc>
         <w:tc>
           <w:tcPr>
-            <w:tcW w:w="2461" w:type="dxa"/>
-            <w:tcBorders/>
+            <w:tcW w:w="5455" w:type="dxa"/>
+            <w:tcBorders>
+              <w:left w:val="single" w:sz="2" w:space="0" w:color="BFC7D5"/>
+              <w:bottom w:val="single" w:sz="2" w:space="0" w:color="BFC7D5"/>
+              <w:right w:val="single" w:sz="6" w:space="0" w:color="BFC7D5"/>
+            </w:tcBorders>
             <w:vAlign w:val="center"/>
           </w:tcPr>
           <w:p>
@@ -551,8 +955,12 @@
         <w:trPr/>
         <w:tc>
           <w:tcPr>
-            <w:tcW w:w="2626" w:type="dxa"/>
-            <w:tcBorders/>
+            <w:tcW w:w="5883" w:type="dxa"/>
+            <w:tcBorders>
+              <w:left w:val="single" w:sz="6" w:space="0" w:color="BFC7D5"/>
+              <w:bottom w:val="single" w:sz="2" w:space="0" w:color="BFC7D5"/>
+              <w:right w:val="single" w:sz="6" w:space="0" w:color="BFC7D5"/>
+            </w:tcBorders>
             <w:vAlign w:val="center"/>
           </w:tcPr>
           <w:p>
@@ -581,8 +989,12 @@
         </w:tc>
         <w:tc>
           <w:tcPr>
-            <w:tcW w:w="2461" w:type="dxa"/>
-            <w:tcBorders/>
+            <w:tcW w:w="5455" w:type="dxa"/>
+            <w:tcBorders>
+              <w:left w:val="single" w:sz="2" w:space="0" w:color="BFC7D5"/>
+              <w:bottom w:val="single" w:sz="2" w:space="0" w:color="BFC7D5"/>
+              <w:right w:val="single" w:sz="6" w:space="0" w:color="BFC7D5"/>
+            </w:tcBorders>
             <w:vAlign w:val="center"/>
           </w:tcPr>
           <w:p>
@@ -606,8 +1018,12 @@
         <w:trPr/>
         <w:tc>
           <w:tcPr>
-            <w:tcW w:w="2626" w:type="dxa"/>
-            <w:tcBorders/>
+            <w:tcW w:w="5883" w:type="dxa"/>
+            <w:tcBorders>
+              <w:left w:val="single" w:sz="6" w:space="0" w:color="BFC7D5"/>
+              <w:bottom w:val="single" w:sz="6" w:space="0" w:color="BFC7D5"/>
+              <w:right w:val="single" w:sz="6" w:space="0" w:color="BFC7D5"/>
+            </w:tcBorders>
             <w:vAlign w:val="center"/>
           </w:tcPr>
           <w:p>
@@ -636,8 +1052,12 @@
         </w:tc>
         <w:tc>
           <w:tcPr>
-            <w:tcW w:w="2461" w:type="dxa"/>
-            <w:tcBorders/>
+            <w:tcW w:w="5455" w:type="dxa"/>
+            <w:tcBorders>
+              <w:left w:val="single" w:sz="2" w:space="0" w:color="BFC7D5"/>
+              <w:bottom w:val="single" w:sz="6" w:space="0" w:color="BFC7D5"/>
+              <w:right w:val="single" w:sz="6" w:space="0" w:color="BFC7D5"/>
+            </w:tcBorders>
             <w:vAlign w:val="center"/>
           </w:tcPr>
           <w:p>
@@ -746,21 +1166,21 @@
     </w:p>
     <w:tbl>
       <w:tblPr>
-        <w:tblW w:w="11339" w:type="dxa"/>
+        <w:tblW w:w="5000" w:type="pct"/>
         <w:jc w:val="left"/>
-        <w:tblInd w:w="0" w:type="dxa"/>
+        <w:tblInd w:w="-7" w:type="dxa"/>
         <w:tblLayout w:type="fixed"/>
         <w:tblCellMar>
-          <w:top w:w="28" w:type="dxa"/>
-          <w:left w:w="28" w:type="dxa"/>
-          <w:bottom w:w="28" w:type="dxa"/>
-          <w:right w:w="28" w:type="dxa"/>
+          <w:top w:w="60" w:type="dxa"/>
+          <w:left w:w="60" w:type="dxa"/>
+          <w:bottom w:w="60" w:type="dxa"/>
+          <w:right w:w="60" w:type="dxa"/>
         </w:tblCellMar>
       </w:tblPr>
       <w:tblGrid>
-        <w:gridCol w:w="1366"/>
-        <w:gridCol w:w="9297"/>
-        <w:gridCol w:w="676"/>
+        <w:gridCol w:w="1399"/>
+        <w:gridCol w:w="9258"/>
+        <w:gridCol w:w="682"/>
       </w:tblGrid>
       <w:tr>
         <w:trPr>
@@ -768,66 +1188,90 @@
         </w:trPr>
         <w:tc>
           <w:tcPr>
-            <w:tcW w:w="1366" w:type="dxa"/>
-            <w:tcBorders/>
+            <w:tcW w:w="1399" w:type="dxa"/>
+            <w:tcBorders>
+              <w:top w:val="single" w:sz="6" w:space="0" w:color="BFC7D5"/>
+              <w:left w:val="single" w:sz="6" w:space="0" w:color="BFC7D5"/>
+              <w:bottom w:val="single" w:sz="2" w:space="0" w:color="BFC7D5"/>
+              <w:right w:val="single" w:sz="6" w:space="0" w:color="BFC7D5"/>
+            </w:tcBorders>
+            <w:shd w:fill="1F3A5F" w:val="clear"/>
             <w:vAlign w:val="center"/>
           </w:tcPr>
           <w:p>
             <w:pPr>
               <w:pStyle w:val="TableHeading"/>
-              <w:suppressLineNumbers/>
-              <w:shd w:fill="1F3A5F" w:val="clear"/>
-              <w:bidi w:val="0"/>
-              <w:spacing w:before="0" w:after="283"/>
-              <w:jc w:val="center"/>
-              <w:rPr/>
-            </w:pPr>
-            <w:r>
-              <w:rPr/>
+              <w:bidi w:val="0"/>
+              <w:spacing w:before="0" w:after="283"/>
+              <w:jc w:val="left"/>
+              <w:rPr>
+                <w:color w:val="FFFFFF"/>
+              </w:rPr>
+            </w:pPr>
+            <w:r>
+              <w:rPr>
+                <w:color w:val="FFFFFF"/>
+              </w:rPr>
               <w:t>Class</w:t>
             </w:r>
           </w:p>
         </w:tc>
         <w:tc>
           <w:tcPr>
-            <w:tcW w:w="9297" w:type="dxa"/>
-            <w:tcBorders/>
+            <w:tcW w:w="9258" w:type="dxa"/>
+            <w:tcBorders>
+              <w:top w:val="single" w:sz="6" w:space="0" w:color="BFC7D5"/>
+              <w:left w:val="single" w:sz="2" w:space="0" w:color="BFC7D5"/>
+              <w:bottom w:val="single" w:sz="2" w:space="0" w:color="BFC7D5"/>
+              <w:right w:val="single" w:sz="6" w:space="0" w:color="BFC7D5"/>
+            </w:tcBorders>
+            <w:shd w:fill="1F3A5F" w:val="clear"/>
             <w:vAlign w:val="center"/>
           </w:tcPr>
           <w:p>
             <w:pPr>
               <w:pStyle w:val="TableHeading"/>
-              <w:suppressLineNumbers/>
-              <w:shd w:fill="1F3A5F" w:val="clear"/>
-              <w:bidi w:val="0"/>
-              <w:spacing w:before="0" w:after="283"/>
-              <w:jc w:val="center"/>
-              <w:rPr/>
-            </w:pPr>
-            <w:r>
-              <w:rPr/>
+              <w:bidi w:val="0"/>
+              <w:spacing w:before="0" w:after="283"/>
+              <w:jc w:val="left"/>
+              <w:rPr>
+                <w:color w:val="FFFFFF"/>
+              </w:rPr>
+            </w:pPr>
+            <w:r>
+              <w:rPr>
+                <w:color w:val="FFFFFF"/>
+              </w:rPr>
               <w:t>Criteria</w:t>
             </w:r>
           </w:p>
         </w:tc>
         <w:tc>
           <w:tcPr>
-            <w:tcW w:w="676" w:type="dxa"/>
-            <w:tcBorders/>
+            <w:tcW w:w="682" w:type="dxa"/>
+            <w:tcBorders>
+              <w:top w:val="single" w:sz="6" w:space="0" w:color="BFC7D5"/>
+              <w:left w:val="single" w:sz="2" w:space="0" w:color="BFC7D5"/>
+              <w:bottom w:val="single" w:sz="2" w:space="0" w:color="BFC7D5"/>
+              <w:right w:val="single" w:sz="6" w:space="0" w:color="BFC7D5"/>
+            </w:tcBorders>
+            <w:shd w:fill="1F3A5F" w:val="clear"/>
             <w:vAlign w:val="center"/>
           </w:tcPr>
           <w:p>
             <w:pPr>
               <w:pStyle w:val="TableHeading"/>
-              <w:suppressLineNumbers/>
-              <w:shd w:fill="1F3A5F" w:val="clear"/>
-              <w:bidi w:val="0"/>
-              <w:spacing w:before="0" w:after="283"/>
-              <w:jc w:val="center"/>
-              <w:rPr/>
-            </w:pPr>
-            <w:r>
-              <w:rPr/>
+              <w:bidi w:val="0"/>
+              <w:spacing w:before="0" w:after="283"/>
+              <w:jc w:val="left"/>
+              <w:rPr>
+                <w:color w:val="FFFFFF"/>
+              </w:rPr>
+            </w:pPr>
+            <w:r>
+              <w:rPr>
+                <w:color w:val="FFFFFF"/>
+              </w:rPr>
               <w:t>Select</w:t>
             </w:r>
           </w:p>
@@ -837,8 +1281,12 @@
         <w:trPr/>
         <w:tc>
           <w:tcPr>
-            <w:tcW w:w="1366" w:type="dxa"/>
-            <w:tcBorders/>
+            <w:tcW w:w="1399" w:type="dxa"/>
+            <w:tcBorders>
+              <w:left w:val="single" w:sz="6" w:space="0" w:color="BFC7D5"/>
+              <w:bottom w:val="single" w:sz="2" w:space="0" w:color="BFC7D5"/>
+              <w:right w:val="single" w:sz="6" w:space="0" w:color="BFC7D5"/>
+            </w:tcBorders>
             <w:vAlign w:val="center"/>
           </w:tcPr>
           <w:p>
@@ -859,8 +1307,12 @@
         </w:tc>
         <w:tc>
           <w:tcPr>
-            <w:tcW w:w="9297" w:type="dxa"/>
-            <w:tcBorders/>
+            <w:tcW w:w="9258" w:type="dxa"/>
+            <w:tcBorders>
+              <w:left w:val="single" w:sz="2" w:space="0" w:color="BFC7D5"/>
+              <w:bottom w:val="single" w:sz="2" w:space="0" w:color="BFC7D5"/>
+              <w:right w:val="single" w:sz="6" w:space="0" w:color="BFC7D5"/>
+            </w:tcBorders>
             <w:vAlign w:val="center"/>
           </w:tcPr>
           <w:p>
@@ -879,8 +1331,12 @@
         </w:tc>
         <w:tc>
           <w:tcPr>
-            <w:tcW w:w="676" w:type="dxa"/>
-            <w:tcBorders/>
+            <w:tcW w:w="682" w:type="dxa"/>
+            <w:tcBorders>
+              <w:left w:val="single" w:sz="2" w:space="0" w:color="BFC7D5"/>
+              <w:bottom w:val="single" w:sz="2" w:space="0" w:color="BFC7D5"/>
+              <w:right w:val="single" w:sz="6" w:space="0" w:color="BFC7D5"/>
+            </w:tcBorders>
             <w:vAlign w:val="center"/>
           </w:tcPr>
           <w:p>
@@ -902,8 +1358,12 @@
         <w:trPr/>
         <w:tc>
           <w:tcPr>
-            <w:tcW w:w="1366" w:type="dxa"/>
-            <w:tcBorders/>
+            <w:tcW w:w="1399" w:type="dxa"/>
+            <w:tcBorders>
+              <w:left w:val="single" w:sz="6" w:space="0" w:color="BFC7D5"/>
+              <w:bottom w:val="single" w:sz="2" w:space="0" w:color="BFC7D5"/>
+              <w:right w:val="single" w:sz="6" w:space="0" w:color="BFC7D5"/>
+            </w:tcBorders>
             <w:vAlign w:val="center"/>
           </w:tcPr>
           <w:p>
@@ -924,8 +1384,12 @@
         </w:tc>
         <w:tc>
           <w:tcPr>
-            <w:tcW w:w="9297" w:type="dxa"/>
-            <w:tcBorders/>
+            <w:tcW w:w="9258" w:type="dxa"/>
+            <w:tcBorders>
+              <w:left w:val="single" w:sz="2" w:space="0" w:color="BFC7D5"/>
+              <w:bottom w:val="single" w:sz="2" w:space="0" w:color="BFC7D5"/>
+              <w:right w:val="single" w:sz="6" w:space="0" w:color="BFC7D5"/>
+            </w:tcBorders>
             <w:vAlign w:val="center"/>
           </w:tcPr>
           <w:p>
@@ -944,8 +1408,12 @@
         </w:tc>
         <w:tc>
           <w:tcPr>
-            <w:tcW w:w="676" w:type="dxa"/>
-            <w:tcBorders/>
+            <w:tcW w:w="682" w:type="dxa"/>
+            <w:tcBorders>
+              <w:left w:val="single" w:sz="2" w:space="0" w:color="BFC7D5"/>
+              <w:bottom w:val="single" w:sz="2" w:space="0" w:color="BFC7D5"/>
+              <w:right w:val="single" w:sz="6" w:space="0" w:color="BFC7D5"/>
+            </w:tcBorders>
             <w:vAlign w:val="center"/>
           </w:tcPr>
           <w:p>
@@ -967,8 +1435,12 @@
         <w:trPr/>
         <w:tc>
           <w:tcPr>
-            <w:tcW w:w="1366" w:type="dxa"/>
-            <w:tcBorders/>
+            <w:tcW w:w="1399" w:type="dxa"/>
+            <w:tcBorders>
+              <w:left w:val="single" w:sz="6" w:space="0" w:color="BFC7D5"/>
+              <w:bottom w:val="single" w:sz="6" w:space="0" w:color="BFC7D5"/>
+              <w:right w:val="single" w:sz="6" w:space="0" w:color="BFC7D5"/>
+            </w:tcBorders>
             <w:vAlign w:val="center"/>
           </w:tcPr>
           <w:p>
@@ -989,8 +1461,12 @@
         </w:tc>
         <w:tc>
           <w:tcPr>
-            <w:tcW w:w="9297" w:type="dxa"/>
-            <w:tcBorders/>
+            <w:tcW w:w="9258" w:type="dxa"/>
+            <w:tcBorders>
+              <w:left w:val="single" w:sz="2" w:space="0" w:color="BFC7D5"/>
+              <w:bottom w:val="single" w:sz="6" w:space="0" w:color="BFC7D5"/>
+              <w:right w:val="single" w:sz="6" w:space="0" w:color="BFC7D5"/>
+            </w:tcBorders>
             <w:vAlign w:val="center"/>
           </w:tcPr>
           <w:p>
@@ -1009,8 +1485,12 @@
         </w:tc>
         <w:tc>
           <w:tcPr>
-            <w:tcW w:w="676" w:type="dxa"/>
-            <w:tcBorders/>
+            <w:tcW w:w="682" w:type="dxa"/>
+            <w:tcBorders>
+              <w:left w:val="single" w:sz="2" w:space="0" w:color="BFC7D5"/>
+              <w:bottom w:val="single" w:sz="6" w:space="0" w:color="BFC7D5"/>
+              <w:right w:val="single" w:sz="6" w:space="0" w:color="BFC7D5"/>
+            </w:tcBorders>
             <w:vAlign w:val="center"/>
           </w:tcPr>
           <w:p>
@@ -1075,22 +1555,22 @@
     </w:p>
     <w:tbl>
       <w:tblPr>
-        <w:tblW w:w="6424" w:type="dxa"/>
+        <w:tblW w:w="5000" w:type="pct"/>
         <w:jc w:val="left"/>
-        <w:tblInd w:w="0" w:type="dxa"/>
+        <w:tblInd w:w="-7" w:type="dxa"/>
         <w:tblLayout w:type="fixed"/>
         <w:tblCellMar>
-          <w:top w:w="28" w:type="dxa"/>
-          <w:left w:w="28" w:type="dxa"/>
-          <w:bottom w:w="28" w:type="dxa"/>
-          <w:right w:w="28" w:type="dxa"/>
+          <w:top w:w="60" w:type="dxa"/>
+          <w:left w:w="60" w:type="dxa"/>
+          <w:bottom w:w="60" w:type="dxa"/>
+          <w:right w:w="60" w:type="dxa"/>
         </w:tblCellMar>
       </w:tblPr>
       <w:tblGrid>
-        <w:gridCol w:w="1801"/>
-        <w:gridCol w:w="1786"/>
-        <w:gridCol w:w="1426"/>
-        <w:gridCol w:w="1411"/>
+        <w:gridCol w:w="3184"/>
+        <w:gridCol w:w="3161"/>
+        <w:gridCol w:w="2536"/>
+        <w:gridCol w:w="2457"/>
       </w:tblGrid>
       <w:tr>
         <w:trPr>
@@ -1098,88 +1578,120 @@
         </w:trPr>
         <w:tc>
           <w:tcPr>
-            <w:tcW w:w="1801" w:type="dxa"/>
-            <w:tcBorders/>
+            <w:tcW w:w="3184" w:type="dxa"/>
+            <w:tcBorders>
+              <w:top w:val="single" w:sz="6" w:space="0" w:color="BFC7D5"/>
+              <w:left w:val="single" w:sz="6" w:space="0" w:color="BFC7D5"/>
+              <w:bottom w:val="single" w:sz="2" w:space="0" w:color="BFC7D5"/>
+              <w:right w:val="single" w:sz="6" w:space="0" w:color="BFC7D5"/>
+            </w:tcBorders>
+            <w:shd w:fill="1F3A5F" w:val="clear"/>
             <w:vAlign w:val="center"/>
           </w:tcPr>
           <w:p>
             <w:pPr>
               <w:pStyle w:val="TableHeading"/>
-              <w:suppressLineNumbers/>
-              <w:shd w:fill="1F3A5F" w:val="clear"/>
-              <w:bidi w:val="0"/>
-              <w:spacing w:before="0" w:after="283"/>
-              <w:jc w:val="center"/>
-              <w:rPr/>
-            </w:pPr>
-            <w:r>
-              <w:rPr/>
+              <w:bidi w:val="0"/>
+              <w:spacing w:before="0" w:after="283"/>
+              <w:jc w:val="left"/>
+              <w:rPr>
+                <w:color w:val="FFFFFF"/>
+              </w:rPr>
+            </w:pPr>
+            <w:r>
+              <w:rPr>
+                <w:color w:val="FFFFFF"/>
+              </w:rPr>
               <w:t>Item</w:t>
             </w:r>
           </w:p>
         </w:tc>
         <w:tc>
           <w:tcPr>
-            <w:tcW w:w="1786" w:type="dxa"/>
-            <w:tcBorders/>
+            <w:tcW w:w="3161" w:type="dxa"/>
+            <w:tcBorders>
+              <w:top w:val="single" w:sz="6" w:space="0" w:color="BFC7D5"/>
+              <w:left w:val="single" w:sz="2" w:space="0" w:color="BFC7D5"/>
+              <w:bottom w:val="single" w:sz="2" w:space="0" w:color="BFC7D5"/>
+              <w:right w:val="single" w:sz="6" w:space="0" w:color="BFC7D5"/>
+            </w:tcBorders>
+            <w:shd w:fill="1F3A5F" w:val="clear"/>
             <w:vAlign w:val="center"/>
           </w:tcPr>
           <w:p>
             <w:pPr>
               <w:pStyle w:val="TableHeading"/>
-              <w:suppressLineNumbers/>
-              <w:shd w:fill="1F3A5F" w:val="clear"/>
-              <w:bidi w:val="0"/>
-              <w:spacing w:before="0" w:after="283"/>
-              <w:jc w:val="center"/>
-              <w:rPr/>
-            </w:pPr>
-            <w:r>
-              <w:rPr/>
+              <w:bidi w:val="0"/>
+              <w:spacing w:before="0" w:after="283"/>
+              <w:jc w:val="left"/>
+              <w:rPr>
+                <w:color w:val="FFFFFF"/>
+              </w:rPr>
+            </w:pPr>
+            <w:r>
+              <w:rPr>
+                <w:color w:val="FFFFFF"/>
+              </w:rPr>
               <w:t>Identifier / path</w:t>
             </w:r>
           </w:p>
         </w:tc>
         <w:tc>
           <w:tcPr>
-            <w:tcW w:w="1426" w:type="dxa"/>
-            <w:tcBorders/>
+            <w:tcW w:w="2536" w:type="dxa"/>
+            <w:tcBorders>
+              <w:top w:val="single" w:sz="6" w:space="0" w:color="BFC7D5"/>
+              <w:left w:val="single" w:sz="2" w:space="0" w:color="BFC7D5"/>
+              <w:bottom w:val="single" w:sz="2" w:space="0" w:color="BFC7D5"/>
+              <w:right w:val="single" w:sz="6" w:space="0" w:color="BFC7D5"/>
+            </w:tcBorders>
+            <w:shd w:fill="1F3A5F" w:val="clear"/>
             <w:vAlign w:val="center"/>
           </w:tcPr>
           <w:p>
             <w:pPr>
               <w:pStyle w:val="TableHeading"/>
-              <w:suppressLineNumbers/>
-              <w:shd w:fill="1F3A5F" w:val="clear"/>
-              <w:bidi w:val="0"/>
-              <w:spacing w:before="0" w:after="283"/>
-              <w:jc w:val="center"/>
-              <w:rPr/>
-            </w:pPr>
-            <w:r>
-              <w:rPr/>
+              <w:bidi w:val="0"/>
+              <w:spacing w:before="0" w:after="283"/>
+              <w:jc w:val="left"/>
+              <w:rPr>
+                <w:color w:val="FFFFFF"/>
+              </w:rPr>
+            </w:pPr>
+            <w:r>
+              <w:rPr>
+                <w:color w:val="FFFFFF"/>
+              </w:rPr>
               <w:t>Current version</w:t>
             </w:r>
           </w:p>
         </w:tc>
         <w:tc>
           <w:tcPr>
-            <w:tcW w:w="1411" w:type="dxa"/>
-            <w:tcBorders/>
+            <w:tcW w:w="2457" w:type="dxa"/>
+            <w:tcBorders>
+              <w:top w:val="single" w:sz="6" w:space="0" w:color="BFC7D5"/>
+              <w:left w:val="single" w:sz="2" w:space="0" w:color="BFC7D5"/>
+              <w:bottom w:val="single" w:sz="2" w:space="0" w:color="BFC7D5"/>
+              <w:right w:val="single" w:sz="6" w:space="0" w:color="BFC7D5"/>
+            </w:tcBorders>
+            <w:shd w:fill="1F3A5F" w:val="clear"/>
             <w:vAlign w:val="center"/>
           </w:tcPr>
           <w:p>
             <w:pPr>
               <w:pStyle w:val="TableHeading"/>
-              <w:suppressLineNumbers/>
-              <w:shd w:fill="1F3A5F" w:val="clear"/>
-              <w:bidi w:val="0"/>
-              <w:spacing w:before="0" w:after="283"/>
-              <w:jc w:val="center"/>
-              <w:rPr/>
-            </w:pPr>
-            <w:r>
-              <w:rPr/>
+              <w:bidi w:val="0"/>
+              <w:spacing w:before="0" w:after="283"/>
+              <w:jc w:val="left"/>
+              <w:rPr>
+                <w:color w:val="FFFFFF"/>
+              </w:rPr>
+            </w:pPr>
+            <w:r>
+              <w:rPr>
+                <w:color w:val="FFFFFF"/>
+              </w:rPr>
               <w:t>Target version</w:t>
             </w:r>
           </w:p>
@@ -1189,8 +1701,12 @@
         <w:trPr/>
         <w:tc>
           <w:tcPr>
-            <w:tcW w:w="1801" w:type="dxa"/>
-            <w:tcBorders/>
+            <w:tcW w:w="3184" w:type="dxa"/>
+            <w:tcBorders>
+              <w:left w:val="single" w:sz="6" w:space="0" w:color="BFC7D5"/>
+              <w:bottom w:val="single" w:sz="2" w:space="0" w:color="BFC7D5"/>
+              <w:right w:val="single" w:sz="6" w:space="0" w:color="BFC7D5"/>
+            </w:tcBorders>
             <w:vAlign w:val="center"/>
           </w:tcPr>
           <w:p>
@@ -1211,8 +1727,12 @@
         </w:tc>
         <w:tc>
           <w:tcPr>
-            <w:tcW w:w="1786" w:type="dxa"/>
-            <w:tcBorders/>
+            <w:tcW w:w="3161" w:type="dxa"/>
+            <w:tcBorders>
+              <w:left w:val="single" w:sz="2" w:space="0" w:color="BFC7D5"/>
+              <w:bottom w:val="single" w:sz="2" w:space="0" w:color="BFC7D5"/>
+              <w:right w:val="single" w:sz="6" w:space="0" w:color="BFC7D5"/>
+            </w:tcBorders>
             <w:vAlign w:val="center"/>
           </w:tcPr>
           <w:p>
@@ -1233,8 +1753,12 @@
         </w:tc>
         <w:tc>
           <w:tcPr>
-            <w:tcW w:w="1426" w:type="dxa"/>
-            <w:tcBorders/>
+            <w:tcW w:w="2536" w:type="dxa"/>
+            <w:tcBorders>
+              <w:left w:val="single" w:sz="2" w:space="0" w:color="BFC7D5"/>
+              <w:bottom w:val="single" w:sz="2" w:space="0" w:color="BFC7D5"/>
+              <w:right w:val="single" w:sz="6" w:space="0" w:color="BFC7D5"/>
+            </w:tcBorders>
             <w:vAlign w:val="center"/>
           </w:tcPr>
           <w:p>
@@ -1255,8 +1779,12 @@
         </w:tc>
         <w:tc>
           <w:tcPr>
-            <w:tcW w:w="1411" w:type="dxa"/>
-            <w:tcBorders/>
+            <w:tcW w:w="2457" w:type="dxa"/>
+            <w:tcBorders>
+              <w:left w:val="single" w:sz="2" w:space="0" w:color="BFC7D5"/>
+              <w:bottom w:val="single" w:sz="2" w:space="0" w:color="BFC7D5"/>
+              <w:right w:val="single" w:sz="6" w:space="0" w:color="BFC7D5"/>
+            </w:tcBorders>
             <w:vAlign w:val="center"/>
           </w:tcPr>
           <w:p>
@@ -1280,8 +1808,12 @@
         <w:trPr/>
         <w:tc>
           <w:tcPr>
-            <w:tcW w:w="1801" w:type="dxa"/>
-            <w:tcBorders/>
+            <w:tcW w:w="3184" w:type="dxa"/>
+            <w:tcBorders>
+              <w:left w:val="single" w:sz="6" w:space="0" w:color="BFC7D5"/>
+              <w:bottom w:val="single" w:sz="6" w:space="0" w:color="BFC7D5"/>
+              <w:right w:val="single" w:sz="6" w:space="0" w:color="BFC7D5"/>
+            </w:tcBorders>
             <w:vAlign w:val="center"/>
           </w:tcPr>
           <w:p>
@@ -1302,8 +1834,12 @@
         </w:tc>
         <w:tc>
           <w:tcPr>
-            <w:tcW w:w="1786" w:type="dxa"/>
-            <w:tcBorders/>
+            <w:tcW w:w="3161" w:type="dxa"/>
+            <w:tcBorders>
+              <w:left w:val="single" w:sz="2" w:space="0" w:color="BFC7D5"/>
+              <w:bottom w:val="single" w:sz="6" w:space="0" w:color="BFC7D5"/>
+              <w:right w:val="single" w:sz="6" w:space="0" w:color="BFC7D5"/>
+            </w:tcBorders>
             <w:vAlign w:val="center"/>
           </w:tcPr>
           <w:p>
@@ -1324,8 +1860,12 @@
         </w:tc>
         <w:tc>
           <w:tcPr>
-            <w:tcW w:w="1426" w:type="dxa"/>
-            <w:tcBorders/>
+            <w:tcW w:w="2536" w:type="dxa"/>
+            <w:tcBorders>
+              <w:left w:val="single" w:sz="2" w:space="0" w:color="BFC7D5"/>
+              <w:bottom w:val="single" w:sz="6" w:space="0" w:color="BFC7D5"/>
+              <w:right w:val="single" w:sz="6" w:space="0" w:color="BFC7D5"/>
+            </w:tcBorders>
             <w:vAlign w:val="center"/>
           </w:tcPr>
           <w:p>
@@ -1346,8 +1886,12 @@
         </w:tc>
         <w:tc>
           <w:tcPr>
-            <w:tcW w:w="1411" w:type="dxa"/>
-            <w:tcBorders/>
+            <w:tcW w:w="2457" w:type="dxa"/>
+            <w:tcBorders>
+              <w:left w:val="single" w:sz="2" w:space="0" w:color="BFC7D5"/>
+              <w:bottom w:val="single" w:sz="6" w:space="0" w:color="BFC7D5"/>
+              <w:right w:val="single" w:sz="6" w:space="0" w:color="BFC7D5"/>
+            </w:tcBorders>
             <w:vAlign w:val="center"/>
           </w:tcPr>
           <w:p>
@@ -1382,21 +1926,21 @@
     </w:p>
     <w:tbl>
       <w:tblPr>
-        <w:tblW w:w="9633" w:type="dxa"/>
+        <w:tblW w:w="5000" w:type="pct"/>
         <w:jc w:val="left"/>
-        <w:tblInd w:w="0" w:type="dxa"/>
+        <w:tblInd w:w="-7" w:type="dxa"/>
         <w:tblLayout w:type="fixed"/>
         <w:tblCellMar>
-          <w:top w:w="28" w:type="dxa"/>
-          <w:left w:w="28" w:type="dxa"/>
-          <w:bottom w:w="28" w:type="dxa"/>
-          <w:right w:w="28" w:type="dxa"/>
+          <w:top w:w="60" w:type="dxa"/>
+          <w:left w:w="60" w:type="dxa"/>
+          <w:bottom w:w="60" w:type="dxa"/>
+          <w:right w:w="60" w:type="dxa"/>
         </w:tblCellMar>
       </w:tblPr>
       <w:tblGrid>
-        <w:gridCol w:w="4861"/>
-        <w:gridCol w:w="3046"/>
-        <w:gridCol w:w="1726"/>
+        <w:gridCol w:w="5717"/>
+        <w:gridCol w:w="3599"/>
+        <w:gridCol w:w="2022"/>
       </w:tblGrid>
       <w:tr>
         <w:trPr>
@@ -1404,66 +1948,90 @@
         </w:trPr>
         <w:tc>
           <w:tcPr>
-            <w:tcW w:w="4861" w:type="dxa"/>
-            <w:tcBorders/>
+            <w:tcW w:w="5717" w:type="dxa"/>
+            <w:tcBorders>
+              <w:top w:val="single" w:sz="6" w:space="0" w:color="BFC7D5"/>
+              <w:left w:val="single" w:sz="6" w:space="0" w:color="BFC7D5"/>
+              <w:bottom w:val="single" w:sz="2" w:space="0" w:color="BFC7D5"/>
+              <w:right w:val="single" w:sz="6" w:space="0" w:color="BFC7D5"/>
+            </w:tcBorders>
+            <w:shd w:fill="1F3A5F" w:val="clear"/>
             <w:vAlign w:val="center"/>
           </w:tcPr>
           <w:p>
             <w:pPr>
               <w:pStyle w:val="TableHeading"/>
-              <w:suppressLineNumbers/>
-              <w:shd w:fill="1F3A5F" w:val="clear"/>
-              <w:bidi w:val="0"/>
-              <w:spacing w:before="0" w:after="283"/>
-              <w:jc w:val="center"/>
-              <w:rPr/>
-            </w:pPr>
-            <w:r>
-              <w:rPr/>
+              <w:bidi w:val="0"/>
+              <w:spacing w:before="0" w:after="283"/>
+              <w:jc w:val="left"/>
+              <w:rPr>
+                <w:color w:val="FFFFFF"/>
+              </w:rPr>
+            </w:pPr>
+            <w:r>
+              <w:rPr>
+                <w:color w:val="FFFFFF"/>
+              </w:rPr>
               <w:t>Dimension</w:t>
             </w:r>
           </w:p>
         </w:tc>
         <w:tc>
           <w:tcPr>
-            <w:tcW w:w="3046" w:type="dxa"/>
-            <w:tcBorders/>
+            <w:tcW w:w="3599" w:type="dxa"/>
+            <w:tcBorders>
+              <w:top w:val="single" w:sz="6" w:space="0" w:color="BFC7D5"/>
+              <w:left w:val="single" w:sz="2" w:space="0" w:color="BFC7D5"/>
+              <w:bottom w:val="single" w:sz="2" w:space="0" w:color="BFC7D5"/>
+              <w:right w:val="single" w:sz="6" w:space="0" w:color="BFC7D5"/>
+            </w:tcBorders>
+            <w:shd w:fill="1F3A5F" w:val="clear"/>
             <w:vAlign w:val="center"/>
           </w:tcPr>
           <w:p>
             <w:pPr>
               <w:pStyle w:val="TableHeading"/>
-              <w:suppressLineNumbers/>
-              <w:shd w:fill="1F3A5F" w:val="clear"/>
-              <w:bidi w:val="0"/>
-              <w:spacing w:before="0" w:after="283"/>
-              <w:jc w:val="center"/>
-              <w:rPr/>
-            </w:pPr>
-            <w:r>
-              <w:rPr/>
+              <w:bidi w:val="0"/>
+              <w:spacing w:before="0" w:after="283"/>
+              <w:jc w:val="left"/>
+              <w:rPr>
+                <w:color w:val="FFFFFF"/>
+              </w:rPr>
+            </w:pPr>
+            <w:r>
+              <w:rPr>
+                <w:color w:val="FFFFFF"/>
+              </w:rPr>
               <w:t>Impact</w:t>
             </w:r>
           </w:p>
         </w:tc>
         <w:tc>
           <w:tcPr>
-            <w:tcW w:w="1726" w:type="dxa"/>
-            <w:tcBorders/>
+            <w:tcW w:w="2022" w:type="dxa"/>
+            <w:tcBorders>
+              <w:top w:val="single" w:sz="6" w:space="0" w:color="BFC7D5"/>
+              <w:left w:val="single" w:sz="2" w:space="0" w:color="BFC7D5"/>
+              <w:bottom w:val="single" w:sz="2" w:space="0" w:color="BFC7D5"/>
+              <w:right w:val="single" w:sz="6" w:space="0" w:color="BFC7D5"/>
+            </w:tcBorders>
+            <w:shd w:fill="1F3A5F" w:val="clear"/>
             <w:vAlign w:val="center"/>
           </w:tcPr>
           <w:p>
             <w:pPr>
               <w:pStyle w:val="TableHeading"/>
-              <w:suppressLineNumbers/>
-              <w:shd w:fill="1F3A5F" w:val="clear"/>
-              <w:bidi w:val="0"/>
-              <w:spacing w:before="0" w:after="283"/>
-              <w:jc w:val="center"/>
-              <w:rPr/>
-            </w:pPr>
-            <w:r>
-              <w:rPr/>
+              <w:bidi w:val="0"/>
+              <w:spacing w:before="0" w:after="283"/>
+              <w:jc w:val="left"/>
+              <w:rPr>
+                <w:color w:val="FFFFFF"/>
+              </w:rPr>
+            </w:pPr>
+            <w:r>
+              <w:rPr>
+                <w:color w:val="FFFFFF"/>
+              </w:rPr>
               <w:t>Assessed by (role)</w:t>
             </w:r>
           </w:p>
@@ -1473,8 +2041,12 @@
         <w:trPr/>
         <w:tc>
           <w:tcPr>
-            <w:tcW w:w="4861" w:type="dxa"/>
-            <w:tcBorders/>
+            <w:tcW w:w="5717" w:type="dxa"/>
+            <w:tcBorders>
+              <w:left w:val="single" w:sz="6" w:space="0" w:color="BFC7D5"/>
+              <w:bottom w:val="single" w:sz="2" w:space="0" w:color="BFC7D5"/>
+              <w:right w:val="single" w:sz="6" w:space="0" w:color="BFC7D5"/>
+            </w:tcBorders>
             <w:vAlign w:val="center"/>
           </w:tcPr>
           <w:p>
@@ -1493,8 +2065,12 @@
         </w:tc>
         <w:tc>
           <w:tcPr>
-            <w:tcW w:w="3046" w:type="dxa"/>
-            <w:tcBorders/>
+            <w:tcW w:w="3599" w:type="dxa"/>
+            <w:tcBorders>
+              <w:left w:val="single" w:sz="2" w:space="0" w:color="BFC7D5"/>
+              <w:bottom w:val="single" w:sz="2" w:space="0" w:color="BFC7D5"/>
+              <w:right w:val="single" w:sz="6" w:space="0" w:color="BFC7D5"/>
+            </w:tcBorders>
             <w:vAlign w:val="center"/>
           </w:tcPr>
           <w:p>
@@ -1515,8 +2091,12 @@
         </w:tc>
         <w:tc>
           <w:tcPr>
-            <w:tcW w:w="1726" w:type="dxa"/>
-            <w:tcBorders/>
+            <w:tcW w:w="2022" w:type="dxa"/>
+            <w:tcBorders>
+              <w:left w:val="single" w:sz="2" w:space="0" w:color="BFC7D5"/>
+              <w:bottom w:val="single" w:sz="2" w:space="0" w:color="BFC7D5"/>
+              <w:right w:val="single" w:sz="6" w:space="0" w:color="BFC7D5"/>
+            </w:tcBorders>
             <w:vAlign w:val="center"/>
           </w:tcPr>
           <w:p>
@@ -1540,8 +2120,12 @@
         <w:trPr/>
         <w:tc>
           <w:tcPr>
-            <w:tcW w:w="4861" w:type="dxa"/>
-            <w:tcBorders/>
+            <w:tcW w:w="5717" w:type="dxa"/>
+            <w:tcBorders>
+              <w:left w:val="single" w:sz="6" w:space="0" w:color="BFC7D5"/>
+              <w:bottom w:val="single" w:sz="2" w:space="0" w:color="BFC7D5"/>
+              <w:right w:val="single" w:sz="6" w:space="0" w:color="BFC7D5"/>
+            </w:tcBorders>
             <w:vAlign w:val="center"/>
           </w:tcPr>
           <w:p>
@@ -1560,8 +2144,12 @@
         </w:tc>
         <w:tc>
           <w:tcPr>
-            <w:tcW w:w="3046" w:type="dxa"/>
-            <w:tcBorders/>
+            <w:tcW w:w="3599" w:type="dxa"/>
+            <w:tcBorders>
+              <w:left w:val="single" w:sz="2" w:space="0" w:color="BFC7D5"/>
+              <w:bottom w:val="single" w:sz="2" w:space="0" w:color="BFC7D5"/>
+              <w:right w:val="single" w:sz="6" w:space="0" w:color="BFC7D5"/>
+            </w:tcBorders>
             <w:vAlign w:val="center"/>
           </w:tcPr>
           <w:p>
@@ -1582,8 +2170,12 @@
         </w:tc>
         <w:tc>
           <w:tcPr>
-            <w:tcW w:w="1726" w:type="dxa"/>
-            <w:tcBorders/>
+            <w:tcW w:w="2022" w:type="dxa"/>
+            <w:tcBorders>
+              <w:left w:val="single" w:sz="2" w:space="0" w:color="BFC7D5"/>
+              <w:bottom w:val="single" w:sz="2" w:space="0" w:color="BFC7D5"/>
+              <w:right w:val="single" w:sz="6" w:space="0" w:color="BFC7D5"/>
+            </w:tcBorders>
             <w:vAlign w:val="center"/>
           </w:tcPr>
           <w:p>
@@ -1607,8 +2199,12 @@
         <w:trPr/>
         <w:tc>
           <w:tcPr>
-            <w:tcW w:w="4861" w:type="dxa"/>
-            <w:tcBorders/>
+            <w:tcW w:w="5717" w:type="dxa"/>
+            <w:tcBorders>
+              <w:left w:val="single" w:sz="6" w:space="0" w:color="BFC7D5"/>
+              <w:bottom w:val="single" w:sz="2" w:space="0" w:color="BFC7D5"/>
+              <w:right w:val="single" w:sz="6" w:space="0" w:color="BFC7D5"/>
+            </w:tcBorders>
             <w:vAlign w:val="center"/>
           </w:tcPr>
           <w:p>
@@ -1627,8 +2223,12 @@
         </w:tc>
         <w:tc>
           <w:tcPr>
-            <w:tcW w:w="3046" w:type="dxa"/>
-            <w:tcBorders/>
+            <w:tcW w:w="3599" w:type="dxa"/>
+            <w:tcBorders>
+              <w:left w:val="single" w:sz="2" w:space="0" w:color="BFC7D5"/>
+              <w:bottom w:val="single" w:sz="2" w:space="0" w:color="BFC7D5"/>
+              <w:right w:val="single" w:sz="6" w:space="0" w:color="BFC7D5"/>
+            </w:tcBorders>
             <w:vAlign w:val="center"/>
           </w:tcPr>
           <w:p>
@@ -1649,8 +2249,12 @@
         </w:tc>
         <w:tc>
           <w:tcPr>
-            <w:tcW w:w="1726" w:type="dxa"/>
-            <w:tcBorders/>
+            <w:tcW w:w="2022" w:type="dxa"/>
+            <w:tcBorders>
+              <w:left w:val="single" w:sz="2" w:space="0" w:color="BFC7D5"/>
+              <w:bottom w:val="single" w:sz="2" w:space="0" w:color="BFC7D5"/>
+              <w:right w:val="single" w:sz="6" w:space="0" w:color="BFC7D5"/>
+            </w:tcBorders>
             <w:vAlign w:val="center"/>
           </w:tcPr>
           <w:p>
@@ -1674,8 +2278,12 @@
         <w:trPr/>
         <w:tc>
           <w:tcPr>
-            <w:tcW w:w="4861" w:type="dxa"/>
-            <w:tcBorders/>
+            <w:tcW w:w="5717" w:type="dxa"/>
+            <w:tcBorders>
+              <w:left w:val="single" w:sz="6" w:space="0" w:color="BFC7D5"/>
+              <w:bottom w:val="single" w:sz="2" w:space="0" w:color="BFC7D5"/>
+              <w:right w:val="single" w:sz="6" w:space="0" w:color="BFC7D5"/>
+            </w:tcBorders>
             <w:vAlign w:val="center"/>
           </w:tcPr>
           <w:p>
@@ -1694,8 +2302,12 @@
         </w:tc>
         <w:tc>
           <w:tcPr>
-            <w:tcW w:w="3046" w:type="dxa"/>
-            <w:tcBorders/>
+            <w:tcW w:w="3599" w:type="dxa"/>
+            <w:tcBorders>
+              <w:left w:val="single" w:sz="2" w:space="0" w:color="BFC7D5"/>
+              <w:bottom w:val="single" w:sz="2" w:space="0" w:color="BFC7D5"/>
+              <w:right w:val="single" w:sz="6" w:space="0" w:color="BFC7D5"/>
+            </w:tcBorders>
             <w:vAlign w:val="center"/>
           </w:tcPr>
           <w:p>
@@ -1716,8 +2328,12 @@
         </w:tc>
         <w:tc>
           <w:tcPr>
-            <w:tcW w:w="1726" w:type="dxa"/>
-            <w:tcBorders/>
+            <w:tcW w:w="2022" w:type="dxa"/>
+            <w:tcBorders>
+              <w:left w:val="single" w:sz="2" w:space="0" w:color="BFC7D5"/>
+              <w:bottom w:val="single" w:sz="2" w:space="0" w:color="BFC7D5"/>
+              <w:right w:val="single" w:sz="6" w:space="0" w:color="BFC7D5"/>
+            </w:tcBorders>
             <w:vAlign w:val="center"/>
           </w:tcPr>
           <w:p>
@@ -1741,8 +2357,12 @@
         <w:trPr/>
         <w:tc>
           <w:tcPr>
-            <w:tcW w:w="4861" w:type="dxa"/>
-            <w:tcBorders/>
+            <w:tcW w:w="5717" w:type="dxa"/>
+            <w:tcBorders>
+              <w:left w:val="single" w:sz="6" w:space="0" w:color="BFC7D5"/>
+              <w:bottom w:val="single" w:sz="2" w:space="0" w:color="BFC7D5"/>
+              <w:right w:val="single" w:sz="6" w:space="0" w:color="BFC7D5"/>
+            </w:tcBorders>
             <w:vAlign w:val="center"/>
           </w:tcPr>
           <w:p>
@@ -1761,8 +2381,12 @@
         </w:tc>
         <w:tc>
           <w:tcPr>
-            <w:tcW w:w="3046" w:type="dxa"/>
-            <w:tcBorders/>
+            <w:tcW w:w="3599" w:type="dxa"/>
+            <w:tcBorders>
+              <w:left w:val="single" w:sz="2" w:space="0" w:color="BFC7D5"/>
+              <w:bottom w:val="single" w:sz="2" w:space="0" w:color="BFC7D5"/>
+              <w:right w:val="single" w:sz="6" w:space="0" w:color="BFC7D5"/>
+            </w:tcBorders>
             <w:vAlign w:val="center"/>
           </w:tcPr>
           <w:p>
@@ -1783,8 +2407,12 @@
         </w:tc>
         <w:tc>
           <w:tcPr>
-            <w:tcW w:w="1726" w:type="dxa"/>
-            <w:tcBorders/>
+            <w:tcW w:w="2022" w:type="dxa"/>
+            <w:tcBorders>
+              <w:left w:val="single" w:sz="2" w:space="0" w:color="BFC7D5"/>
+              <w:bottom w:val="single" w:sz="2" w:space="0" w:color="BFC7D5"/>
+              <w:right w:val="single" w:sz="6" w:space="0" w:color="BFC7D5"/>
+            </w:tcBorders>
             <w:vAlign w:val="center"/>
           </w:tcPr>
           <w:p>
@@ -1808,8 +2436,12 @@
         <w:trPr/>
         <w:tc>
           <w:tcPr>
-            <w:tcW w:w="4861" w:type="dxa"/>
-            <w:tcBorders/>
+            <w:tcW w:w="5717" w:type="dxa"/>
+            <w:tcBorders>
+              <w:left w:val="single" w:sz="6" w:space="0" w:color="BFC7D5"/>
+              <w:bottom w:val="single" w:sz="6" w:space="0" w:color="BFC7D5"/>
+              <w:right w:val="single" w:sz="6" w:space="0" w:color="BFC7D5"/>
+            </w:tcBorders>
             <w:vAlign w:val="center"/>
           </w:tcPr>
           <w:p>
@@ -1838,8 +2470,12 @@
         </w:tc>
         <w:tc>
           <w:tcPr>
-            <w:tcW w:w="3046" w:type="dxa"/>
-            <w:tcBorders/>
+            <w:tcW w:w="3599" w:type="dxa"/>
+            <w:tcBorders>
+              <w:left w:val="single" w:sz="2" w:space="0" w:color="BFC7D5"/>
+              <w:bottom w:val="single" w:sz="6" w:space="0" w:color="BFC7D5"/>
+              <w:right w:val="single" w:sz="6" w:space="0" w:color="BFC7D5"/>
+            </w:tcBorders>
             <w:vAlign w:val="center"/>
           </w:tcPr>
           <w:p>
@@ -1860,8 +2496,12 @@
         </w:tc>
         <w:tc>
           <w:tcPr>
-            <w:tcW w:w="1726" w:type="dxa"/>
-            <w:tcBorders/>
+            <w:tcW w:w="2022" w:type="dxa"/>
+            <w:tcBorders>
+              <w:left w:val="single" w:sz="2" w:space="0" w:color="BFC7D5"/>
+              <w:bottom w:val="single" w:sz="6" w:space="0" w:color="BFC7D5"/>
+              <w:right w:val="single" w:sz="6" w:space="0" w:color="BFC7D5"/>
+            </w:tcBorders>
             <w:vAlign w:val="center"/>
           </w:tcPr>
           <w:p>
@@ -1896,21 +2536,21 @@
     </w:p>
     <w:tbl>
       <w:tblPr>
-        <w:tblW w:w="6348" w:type="dxa"/>
+        <w:tblW w:w="5000" w:type="pct"/>
         <w:jc w:val="left"/>
-        <w:tblInd w:w="0" w:type="dxa"/>
+        <w:tblInd w:w="-7" w:type="dxa"/>
         <w:tblLayout w:type="fixed"/>
         <w:tblCellMar>
-          <w:top w:w="28" w:type="dxa"/>
-          <w:left w:w="28" w:type="dxa"/>
-          <w:bottom w:w="28" w:type="dxa"/>
-          <w:right w:w="28" w:type="dxa"/>
+          <w:top w:w="60" w:type="dxa"/>
+          <w:left w:w="60" w:type="dxa"/>
+          <w:bottom w:w="60" w:type="dxa"/>
+          <w:right w:w="60" w:type="dxa"/>
         </w:tblCellMar>
       </w:tblPr>
       <w:tblGrid>
-        <w:gridCol w:w="211"/>
-        <w:gridCol w:w="3466"/>
-        <w:gridCol w:w="2671"/>
+        <w:gridCol w:w="432"/>
+        <w:gridCol w:w="6181"/>
+        <w:gridCol w:w="4725"/>
       </w:tblGrid>
       <w:tr>
         <w:trPr>
@@ -1918,66 +2558,90 @@
         </w:trPr>
         <w:tc>
           <w:tcPr>
-            <w:tcW w:w="211" w:type="dxa"/>
-            <w:tcBorders/>
+            <w:tcW w:w="432" w:type="dxa"/>
+            <w:tcBorders>
+              <w:top w:val="single" w:sz="6" w:space="0" w:color="BFC7D5"/>
+              <w:left w:val="single" w:sz="6" w:space="0" w:color="BFC7D5"/>
+              <w:bottom w:val="single" w:sz="2" w:space="0" w:color="BFC7D5"/>
+              <w:right w:val="single" w:sz="6" w:space="0" w:color="BFC7D5"/>
+            </w:tcBorders>
+            <w:shd w:fill="1F3A5F" w:val="clear"/>
             <w:vAlign w:val="center"/>
           </w:tcPr>
           <w:p>
             <w:pPr>
               <w:pStyle w:val="TableHeading"/>
-              <w:suppressLineNumbers/>
-              <w:shd w:fill="1F3A5F" w:val="clear"/>
-              <w:bidi w:val="0"/>
-              <w:spacing w:before="0" w:after="283"/>
-              <w:jc w:val="center"/>
-              <w:rPr/>
-            </w:pPr>
-            <w:r>
-              <w:rPr/>
+              <w:bidi w:val="0"/>
+              <w:spacing w:before="0" w:after="283"/>
+              <w:jc w:val="left"/>
+              <w:rPr>
+                <w:color w:val="FFFFFF"/>
+              </w:rPr>
+            </w:pPr>
+            <w:r>
+              <w:rPr>
+                <w:color w:val="FFFFFF"/>
+              </w:rPr>
               <w:t>#</w:t>
             </w:r>
           </w:p>
         </w:tc>
         <w:tc>
           <w:tcPr>
-            <w:tcW w:w="3466" w:type="dxa"/>
-            <w:tcBorders/>
+            <w:tcW w:w="6181" w:type="dxa"/>
+            <w:tcBorders>
+              <w:top w:val="single" w:sz="6" w:space="0" w:color="BFC7D5"/>
+              <w:left w:val="single" w:sz="2" w:space="0" w:color="BFC7D5"/>
+              <w:bottom w:val="single" w:sz="2" w:space="0" w:color="BFC7D5"/>
+              <w:right w:val="single" w:sz="6" w:space="0" w:color="BFC7D5"/>
+            </w:tcBorders>
+            <w:shd w:fill="1F3A5F" w:val="clear"/>
             <w:vAlign w:val="center"/>
           </w:tcPr>
           <w:p>
             <w:pPr>
               <w:pStyle w:val="TableHeading"/>
-              <w:suppressLineNumbers/>
-              <w:shd w:fill="1F3A5F" w:val="clear"/>
-              <w:bidi w:val="0"/>
-              <w:spacing w:before="0" w:after="283"/>
-              <w:jc w:val="center"/>
-              <w:rPr/>
-            </w:pPr>
-            <w:r>
-              <w:rPr/>
+              <w:bidi w:val="0"/>
+              <w:spacing w:before="0" w:after="283"/>
+              <w:jc w:val="left"/>
+              <w:rPr>
+                <w:color w:val="FFFFFF"/>
+              </w:rPr>
+            </w:pPr>
+            <w:r>
+              <w:rPr>
+                <w:color w:val="FFFFFF"/>
+              </w:rPr>
               <w:t>Check</w:t>
             </w:r>
           </w:p>
         </w:tc>
         <w:tc>
           <w:tcPr>
-            <w:tcW w:w="2671" w:type="dxa"/>
-            <w:tcBorders/>
+            <w:tcW w:w="4725" w:type="dxa"/>
+            <w:tcBorders>
+              <w:top w:val="single" w:sz="6" w:space="0" w:color="BFC7D5"/>
+              <w:left w:val="single" w:sz="2" w:space="0" w:color="BFC7D5"/>
+              <w:bottom w:val="single" w:sz="2" w:space="0" w:color="BFC7D5"/>
+              <w:right w:val="single" w:sz="6" w:space="0" w:color="BFC7D5"/>
+            </w:tcBorders>
+            <w:shd w:fill="1F3A5F" w:val="clear"/>
             <w:vAlign w:val="center"/>
           </w:tcPr>
           <w:p>
             <w:pPr>
               <w:pStyle w:val="TableHeading"/>
-              <w:suppressLineNumbers/>
-              <w:shd w:fill="1F3A5F" w:val="clear"/>
-              <w:bidi w:val="0"/>
-              <w:spacing w:before="0" w:after="283"/>
-              <w:jc w:val="center"/>
-              <w:rPr/>
-            </w:pPr>
-            <w:r>
-              <w:rPr/>
+              <w:bidi w:val="0"/>
+              <w:spacing w:before="0" w:after="283"/>
+              <w:jc w:val="left"/>
+              <w:rPr>
+                <w:color w:val="FFFFFF"/>
+              </w:rPr>
+            </w:pPr>
+            <w:r>
+              <w:rPr>
+                <w:color w:val="FFFFFF"/>
+              </w:rPr>
               <w:t>Expected result</w:t>
             </w:r>
           </w:p>
@@ -1987,8 +2651,12 @@
         <w:trPr/>
         <w:tc>
           <w:tcPr>
-            <w:tcW w:w="211" w:type="dxa"/>
-            <w:tcBorders/>
+            <w:tcW w:w="432" w:type="dxa"/>
+            <w:tcBorders>
+              <w:left w:val="single" w:sz="6" w:space="0" w:color="BFC7D5"/>
+              <w:bottom w:val="single" w:sz="2" w:space="0" w:color="BFC7D5"/>
+              <w:right w:val="single" w:sz="6" w:space="0" w:color="BFC7D5"/>
+            </w:tcBorders>
             <w:vAlign w:val="center"/>
           </w:tcPr>
           <w:p>
@@ -2007,8 +2675,12 @@
         </w:tc>
         <w:tc>
           <w:tcPr>
-            <w:tcW w:w="3466" w:type="dxa"/>
-            <w:tcBorders/>
+            <w:tcW w:w="6181" w:type="dxa"/>
+            <w:tcBorders>
+              <w:left w:val="single" w:sz="2" w:space="0" w:color="BFC7D5"/>
+              <w:bottom w:val="single" w:sz="2" w:space="0" w:color="BFC7D5"/>
+              <w:right w:val="single" w:sz="6" w:space="0" w:color="BFC7D5"/>
+            </w:tcBorders>
             <w:vAlign w:val="center"/>
           </w:tcPr>
           <w:p>
@@ -2029,8 +2701,12 @@
         </w:tc>
         <w:tc>
           <w:tcPr>
-            <w:tcW w:w="2671" w:type="dxa"/>
-            <w:tcBorders/>
+            <w:tcW w:w="4725" w:type="dxa"/>
+            <w:tcBorders>
+              <w:left w:val="single" w:sz="2" w:space="0" w:color="BFC7D5"/>
+              <w:bottom w:val="single" w:sz="2" w:space="0" w:color="BFC7D5"/>
+              <w:right w:val="single" w:sz="6" w:space="0" w:color="BFC7D5"/>
+            </w:tcBorders>
             <w:vAlign w:val="center"/>
           </w:tcPr>
           <w:p>
@@ -2054,8 +2730,12 @@
         <w:trPr/>
         <w:tc>
           <w:tcPr>
-            <w:tcW w:w="211" w:type="dxa"/>
-            <w:tcBorders/>
+            <w:tcW w:w="432" w:type="dxa"/>
+            <w:tcBorders>
+              <w:left w:val="single" w:sz="6" w:space="0" w:color="BFC7D5"/>
+              <w:bottom w:val="single" w:sz="2" w:space="0" w:color="BFC7D5"/>
+              <w:right w:val="single" w:sz="6" w:space="0" w:color="BFC7D5"/>
+            </w:tcBorders>
             <w:vAlign w:val="center"/>
           </w:tcPr>
           <w:p>
@@ -2074,8 +2754,12 @@
         </w:tc>
         <w:tc>
           <w:tcPr>
-            <w:tcW w:w="3466" w:type="dxa"/>
-            <w:tcBorders/>
+            <w:tcW w:w="6181" w:type="dxa"/>
+            <w:tcBorders>
+              <w:left w:val="single" w:sz="2" w:space="0" w:color="BFC7D5"/>
+              <w:bottom w:val="single" w:sz="2" w:space="0" w:color="BFC7D5"/>
+              <w:right w:val="single" w:sz="6" w:space="0" w:color="BFC7D5"/>
+            </w:tcBorders>
             <w:vAlign w:val="center"/>
           </w:tcPr>
           <w:p>
@@ -2096,8 +2780,12 @@
         </w:tc>
         <w:tc>
           <w:tcPr>
-            <w:tcW w:w="2671" w:type="dxa"/>
-            <w:tcBorders/>
+            <w:tcW w:w="4725" w:type="dxa"/>
+            <w:tcBorders>
+              <w:left w:val="single" w:sz="2" w:space="0" w:color="BFC7D5"/>
+              <w:bottom w:val="single" w:sz="2" w:space="0" w:color="BFC7D5"/>
+              <w:right w:val="single" w:sz="6" w:space="0" w:color="BFC7D5"/>
+            </w:tcBorders>
             <w:vAlign w:val="center"/>
           </w:tcPr>
           <w:p>
@@ -2121,8 +2809,12 @@
         <w:trPr/>
         <w:tc>
           <w:tcPr>
-            <w:tcW w:w="211" w:type="dxa"/>
-            <w:tcBorders/>
+            <w:tcW w:w="432" w:type="dxa"/>
+            <w:tcBorders>
+              <w:left w:val="single" w:sz="6" w:space="0" w:color="BFC7D5"/>
+              <w:bottom w:val="single" w:sz="6" w:space="0" w:color="BFC7D5"/>
+              <w:right w:val="single" w:sz="6" w:space="0" w:color="BFC7D5"/>
+            </w:tcBorders>
             <w:vAlign w:val="center"/>
           </w:tcPr>
           <w:p>
@@ -2141,8 +2833,12 @@
         </w:tc>
         <w:tc>
           <w:tcPr>
-            <w:tcW w:w="3466" w:type="dxa"/>
-            <w:tcBorders/>
+            <w:tcW w:w="6181" w:type="dxa"/>
+            <w:tcBorders>
+              <w:left w:val="single" w:sz="2" w:space="0" w:color="BFC7D5"/>
+              <w:bottom w:val="single" w:sz="6" w:space="0" w:color="BFC7D5"/>
+              <w:right w:val="single" w:sz="6" w:space="0" w:color="BFC7D5"/>
+            </w:tcBorders>
             <w:vAlign w:val="center"/>
           </w:tcPr>
           <w:p>
@@ -2163,8 +2859,12 @@
         </w:tc>
         <w:tc>
           <w:tcPr>
-            <w:tcW w:w="2671" w:type="dxa"/>
-            <w:tcBorders/>
+            <w:tcW w:w="4725" w:type="dxa"/>
+            <w:tcBorders>
+              <w:left w:val="single" w:sz="2" w:space="0" w:color="BFC7D5"/>
+              <w:bottom w:val="single" w:sz="6" w:space="0" w:color="BFC7D5"/>
+              <w:right w:val="single" w:sz="6" w:space="0" w:color="BFC7D5"/>
+            </w:tcBorders>
             <w:vAlign w:val="center"/>
           </w:tcPr>
           <w:p>
@@ -2199,20 +2899,20 @@
     </w:p>
     <w:tbl>
       <w:tblPr>
-        <w:tblW w:w="7172" w:type="dxa"/>
+        <w:tblW w:w="5000" w:type="pct"/>
         <w:jc w:val="left"/>
-        <w:tblInd w:w="0" w:type="dxa"/>
+        <w:tblInd w:w="-7" w:type="dxa"/>
         <w:tblLayout w:type="fixed"/>
         <w:tblCellMar>
-          <w:top w:w="28" w:type="dxa"/>
-          <w:left w:w="28" w:type="dxa"/>
-          <w:bottom w:w="28" w:type="dxa"/>
-          <w:right w:w="28" w:type="dxa"/>
+          <w:top w:w="60" w:type="dxa"/>
+          <w:left w:w="60" w:type="dxa"/>
+          <w:bottom w:w="60" w:type="dxa"/>
+          <w:right w:w="60" w:type="dxa"/>
         </w:tblCellMar>
       </w:tblPr>
       <w:tblGrid>
-        <w:gridCol w:w="1891"/>
-        <w:gridCol w:w="5281"/>
+        <w:gridCol w:w="3026"/>
+        <w:gridCol w:w="8312"/>
       </w:tblGrid>
       <w:tr>
         <w:trPr>
@@ -2220,44 +2920,60 @@
         </w:trPr>
         <w:tc>
           <w:tcPr>
-            <w:tcW w:w="1891" w:type="dxa"/>
-            <w:tcBorders/>
+            <w:tcW w:w="3026" w:type="dxa"/>
+            <w:tcBorders>
+              <w:top w:val="single" w:sz="6" w:space="0" w:color="BFC7D5"/>
+              <w:left w:val="single" w:sz="6" w:space="0" w:color="BFC7D5"/>
+              <w:bottom w:val="single" w:sz="2" w:space="0" w:color="BFC7D5"/>
+              <w:right w:val="single" w:sz="6" w:space="0" w:color="BFC7D5"/>
+            </w:tcBorders>
+            <w:shd w:fill="1F3A5F" w:val="clear"/>
             <w:vAlign w:val="center"/>
           </w:tcPr>
           <w:p>
             <w:pPr>
               <w:pStyle w:val="TableHeading"/>
-              <w:suppressLineNumbers/>
-              <w:shd w:fill="1F3A5F" w:val="clear"/>
-              <w:bidi w:val="0"/>
-              <w:spacing w:before="0" w:after="283"/>
-              <w:jc w:val="center"/>
-              <w:rPr/>
-            </w:pPr>
-            <w:r>
-              <w:rPr/>
+              <w:bidi w:val="0"/>
+              <w:spacing w:before="0" w:after="283"/>
+              <w:jc w:val="left"/>
+              <w:rPr>
+                <w:color w:val="FFFFFF"/>
+              </w:rPr>
+            </w:pPr>
+            <w:r>
+              <w:rPr>
+                <w:color w:val="FFFFFF"/>
+              </w:rPr>
               <w:t>Field</w:t>
             </w:r>
           </w:p>
         </w:tc>
         <w:tc>
           <w:tcPr>
-            <w:tcW w:w="5281" w:type="dxa"/>
-            <w:tcBorders/>
+            <w:tcW w:w="8312" w:type="dxa"/>
+            <w:tcBorders>
+              <w:top w:val="single" w:sz="6" w:space="0" w:color="BFC7D5"/>
+              <w:left w:val="single" w:sz="2" w:space="0" w:color="BFC7D5"/>
+              <w:bottom w:val="single" w:sz="2" w:space="0" w:color="BFC7D5"/>
+              <w:right w:val="single" w:sz="6" w:space="0" w:color="BFC7D5"/>
+            </w:tcBorders>
+            <w:shd w:fill="1F3A5F" w:val="clear"/>
             <w:vAlign w:val="center"/>
           </w:tcPr>
           <w:p>
             <w:pPr>
               <w:pStyle w:val="TableHeading"/>
-              <w:suppressLineNumbers/>
-              <w:shd w:fill="1F3A5F" w:val="clear"/>
-              <w:bidi w:val="0"/>
-              <w:spacing w:before="0" w:after="283"/>
-              <w:jc w:val="center"/>
-              <w:rPr/>
-            </w:pPr>
-            <w:r>
-              <w:rPr/>
+              <w:bidi w:val="0"/>
+              <w:spacing w:before="0" w:after="283"/>
+              <w:jc w:val="left"/>
+              <w:rPr>
+                <w:color w:val="FFFFFF"/>
+              </w:rPr>
+            </w:pPr>
+            <w:r>
+              <w:rPr>
+                <w:color w:val="FFFFFF"/>
+              </w:rPr>
               <w:t>Entry</w:t>
             </w:r>
           </w:p>
@@ -2267,8 +2983,12 @@
         <w:trPr/>
         <w:tc>
           <w:tcPr>
-            <w:tcW w:w="1891" w:type="dxa"/>
-            <w:tcBorders/>
+            <w:tcW w:w="3026" w:type="dxa"/>
+            <w:tcBorders>
+              <w:left w:val="single" w:sz="6" w:space="0" w:color="BFC7D5"/>
+              <w:bottom w:val="single" w:sz="2" w:space="0" w:color="BFC7D5"/>
+              <w:right w:val="single" w:sz="6" w:space="0" w:color="BFC7D5"/>
+            </w:tcBorders>
             <w:vAlign w:val="center"/>
           </w:tcPr>
           <w:p>
@@ -2287,8 +3007,12 @@
         </w:tc>
         <w:tc>
           <w:tcPr>
-            <w:tcW w:w="5281" w:type="dxa"/>
-            <w:tcBorders/>
+            <w:tcW w:w="8312" w:type="dxa"/>
+            <w:tcBorders>
+              <w:left w:val="single" w:sz="2" w:space="0" w:color="BFC7D5"/>
+              <w:bottom w:val="single" w:sz="2" w:space="0" w:color="BFC7D5"/>
+              <w:right w:val="single" w:sz="6" w:space="0" w:color="BFC7D5"/>
+            </w:tcBorders>
             <w:vAlign w:val="center"/>
           </w:tcPr>
           <w:p>
@@ -2314,8 +3038,12 @@
         <w:trPr/>
         <w:tc>
           <w:tcPr>
-            <w:tcW w:w="1891" w:type="dxa"/>
-            <w:tcBorders/>
+            <w:tcW w:w="3026" w:type="dxa"/>
+            <w:tcBorders>
+              <w:left w:val="single" w:sz="6" w:space="0" w:color="BFC7D5"/>
+              <w:bottom w:val="single" w:sz="2" w:space="0" w:color="BFC7D5"/>
+              <w:right w:val="single" w:sz="6" w:space="0" w:color="BFC7D5"/>
+            </w:tcBorders>
             <w:vAlign w:val="center"/>
           </w:tcPr>
           <w:p>
@@ -2334,8 +3062,12 @@
         </w:tc>
         <w:tc>
           <w:tcPr>
-            <w:tcW w:w="5281" w:type="dxa"/>
-            <w:tcBorders/>
+            <w:tcW w:w="8312" w:type="dxa"/>
+            <w:tcBorders>
+              <w:left w:val="single" w:sz="2" w:space="0" w:color="BFC7D5"/>
+              <w:bottom w:val="single" w:sz="2" w:space="0" w:color="BFC7D5"/>
+              <w:right w:val="single" w:sz="6" w:space="0" w:color="BFC7D5"/>
+            </w:tcBorders>
             <w:vAlign w:val="center"/>
           </w:tcPr>
           <w:p>
@@ -2359,8 +3091,12 @@
         <w:trPr/>
         <w:tc>
           <w:tcPr>
-            <w:tcW w:w="1891" w:type="dxa"/>
-            <w:tcBorders/>
+            <w:tcW w:w="3026" w:type="dxa"/>
+            <w:tcBorders>
+              <w:left w:val="single" w:sz="6" w:space="0" w:color="BFC7D5"/>
+              <w:bottom w:val="single" w:sz="2" w:space="0" w:color="BFC7D5"/>
+              <w:right w:val="single" w:sz="6" w:space="0" w:color="BFC7D5"/>
+            </w:tcBorders>
             <w:vAlign w:val="center"/>
           </w:tcPr>
           <w:p>
@@ -2379,8 +3115,12 @@
         </w:tc>
         <w:tc>
           <w:tcPr>
-            <w:tcW w:w="5281" w:type="dxa"/>
-            <w:tcBorders/>
+            <w:tcW w:w="8312" w:type="dxa"/>
+            <w:tcBorders>
+              <w:left w:val="single" w:sz="2" w:space="0" w:color="BFC7D5"/>
+              <w:bottom w:val="single" w:sz="2" w:space="0" w:color="BFC7D5"/>
+              <w:right w:val="single" w:sz="6" w:space="0" w:color="BFC7D5"/>
+            </w:tcBorders>
             <w:vAlign w:val="center"/>
           </w:tcPr>
           <w:p>
@@ -2404,8 +3144,12 @@
         <w:trPr/>
         <w:tc>
           <w:tcPr>
-            <w:tcW w:w="1891" w:type="dxa"/>
-            <w:tcBorders/>
+            <w:tcW w:w="3026" w:type="dxa"/>
+            <w:tcBorders>
+              <w:left w:val="single" w:sz="6" w:space="0" w:color="BFC7D5"/>
+              <w:bottom w:val="single" w:sz="6" w:space="0" w:color="BFC7D5"/>
+              <w:right w:val="single" w:sz="6" w:space="0" w:color="BFC7D5"/>
+            </w:tcBorders>
             <w:vAlign w:val="center"/>
           </w:tcPr>
           <w:p>
@@ -2424,8 +3168,12 @@
         </w:tc>
         <w:tc>
           <w:tcPr>
-            <w:tcW w:w="5281" w:type="dxa"/>
-            <w:tcBorders/>
+            <w:tcW w:w="8312" w:type="dxa"/>
+            <w:tcBorders>
+              <w:left w:val="single" w:sz="2" w:space="0" w:color="BFC7D5"/>
+              <w:bottom w:val="single" w:sz="6" w:space="0" w:color="BFC7D5"/>
+              <w:right w:val="single" w:sz="6" w:space="0" w:color="BFC7D5"/>
+            </w:tcBorders>
             <w:vAlign w:val="center"/>
           </w:tcPr>
           <w:p>
@@ -2460,20 +3208,20 @@
     </w:p>
     <w:tbl>
       <w:tblPr>
-        <w:tblW w:w="4502" w:type="dxa"/>
+        <w:tblW w:w="5000" w:type="pct"/>
         <w:jc w:val="left"/>
-        <w:tblInd w:w="0" w:type="dxa"/>
+        <w:tblInd w:w="-7" w:type="dxa"/>
         <w:tblLayout w:type="fixed"/>
         <w:tblCellMar>
-          <w:top w:w="28" w:type="dxa"/>
-          <w:left w:w="28" w:type="dxa"/>
-          <w:bottom w:w="28" w:type="dxa"/>
-          <w:right w:w="28" w:type="dxa"/>
+          <w:top w:w="60" w:type="dxa"/>
+          <w:left w:w="60" w:type="dxa"/>
+          <w:bottom w:w="60" w:type="dxa"/>
+          <w:right w:w="60" w:type="dxa"/>
         </w:tblCellMar>
       </w:tblPr>
       <w:tblGrid>
-        <w:gridCol w:w="1831"/>
-        <w:gridCol w:w="2671"/>
+        <w:gridCol w:w="4656"/>
+        <w:gridCol w:w="6682"/>
       </w:tblGrid>
       <w:tr>
         <w:trPr>
@@ -2481,44 +3229,60 @@
         </w:trPr>
         <w:tc>
           <w:tcPr>
-            <w:tcW w:w="1831" w:type="dxa"/>
-            <w:tcBorders/>
+            <w:tcW w:w="4656" w:type="dxa"/>
+            <w:tcBorders>
+              <w:top w:val="single" w:sz="6" w:space="0" w:color="BFC7D5"/>
+              <w:left w:val="single" w:sz="6" w:space="0" w:color="BFC7D5"/>
+              <w:bottom w:val="single" w:sz="2" w:space="0" w:color="BFC7D5"/>
+              <w:right w:val="single" w:sz="6" w:space="0" w:color="BFC7D5"/>
+            </w:tcBorders>
+            <w:shd w:fill="1F3A5F" w:val="clear"/>
             <w:vAlign w:val="center"/>
           </w:tcPr>
           <w:p>
             <w:pPr>
               <w:pStyle w:val="TableHeading"/>
-              <w:suppressLineNumbers/>
-              <w:shd w:fill="1F3A5F" w:val="clear"/>
-              <w:bidi w:val="0"/>
-              <w:spacing w:before="0" w:after="283"/>
-              <w:jc w:val="center"/>
-              <w:rPr/>
-            </w:pPr>
-            <w:r>
-              <w:rPr/>
+              <w:bidi w:val="0"/>
+              <w:spacing w:before="0" w:after="283"/>
+              <w:jc w:val="left"/>
+              <w:rPr>
+                <w:color w:val="FFFFFF"/>
+              </w:rPr>
+            </w:pPr>
+            <w:r>
+              <w:rPr>
+                <w:color w:val="FFFFFF"/>
+              </w:rPr>
               <w:t>Field</w:t>
             </w:r>
           </w:p>
         </w:tc>
         <w:tc>
           <w:tcPr>
-            <w:tcW w:w="2671" w:type="dxa"/>
-            <w:tcBorders/>
+            <w:tcW w:w="6682" w:type="dxa"/>
+            <w:tcBorders>
+              <w:top w:val="single" w:sz="6" w:space="0" w:color="BFC7D5"/>
+              <w:left w:val="single" w:sz="2" w:space="0" w:color="BFC7D5"/>
+              <w:bottom w:val="single" w:sz="2" w:space="0" w:color="BFC7D5"/>
+              <w:right w:val="single" w:sz="6" w:space="0" w:color="BFC7D5"/>
+            </w:tcBorders>
+            <w:shd w:fill="1F3A5F" w:val="clear"/>
             <w:vAlign w:val="center"/>
           </w:tcPr>
           <w:p>
             <w:pPr>
               <w:pStyle w:val="TableHeading"/>
-              <w:suppressLineNumbers/>
-              <w:shd w:fill="1F3A5F" w:val="clear"/>
-              <w:bidi w:val="0"/>
-              <w:spacing w:before="0" w:after="283"/>
-              <w:jc w:val="center"/>
-              <w:rPr/>
-            </w:pPr>
-            <w:r>
-              <w:rPr/>
+              <w:bidi w:val="0"/>
+              <w:spacing w:before="0" w:after="283"/>
+              <w:jc w:val="left"/>
+              <w:rPr>
+                <w:color w:val="FFFFFF"/>
+              </w:rPr>
+            </w:pPr>
+            <w:r>
+              <w:rPr>
+                <w:color w:val="FFFFFF"/>
+              </w:rPr>
               <w:t>Entry</w:t>
             </w:r>
           </w:p>
@@ -2528,8 +3292,12 @@
         <w:trPr/>
         <w:tc>
           <w:tcPr>
-            <w:tcW w:w="1831" w:type="dxa"/>
-            <w:tcBorders/>
+            <w:tcW w:w="4656" w:type="dxa"/>
+            <w:tcBorders>
+              <w:left w:val="single" w:sz="6" w:space="0" w:color="BFC7D5"/>
+              <w:bottom w:val="single" w:sz="2" w:space="0" w:color="BFC7D5"/>
+              <w:right w:val="single" w:sz="6" w:space="0" w:color="BFC7D5"/>
+            </w:tcBorders>
             <w:vAlign w:val="center"/>
           </w:tcPr>
           <w:p>
@@ -2548,8 +3316,12 @@
         </w:tc>
         <w:tc>
           <w:tcPr>
-            <w:tcW w:w="2671" w:type="dxa"/>
-            <w:tcBorders/>
+            <w:tcW w:w="6682" w:type="dxa"/>
+            <w:tcBorders>
+              <w:left w:val="single" w:sz="2" w:space="0" w:color="BFC7D5"/>
+              <w:bottom w:val="single" w:sz="2" w:space="0" w:color="BFC7D5"/>
+              <w:right w:val="single" w:sz="6" w:space="0" w:color="BFC7D5"/>
+            </w:tcBorders>
             <w:vAlign w:val="center"/>
           </w:tcPr>
           <w:p>
@@ -2573,8 +3345,12 @@
         <w:trPr/>
         <w:tc>
           <w:tcPr>
-            <w:tcW w:w="1831" w:type="dxa"/>
-            <w:tcBorders/>
+            <w:tcW w:w="4656" w:type="dxa"/>
+            <w:tcBorders>
+              <w:left w:val="single" w:sz="6" w:space="0" w:color="BFC7D5"/>
+              <w:bottom w:val="single" w:sz="2" w:space="0" w:color="BFC7D5"/>
+              <w:right w:val="single" w:sz="6" w:space="0" w:color="BFC7D5"/>
+            </w:tcBorders>
             <w:vAlign w:val="center"/>
           </w:tcPr>
           <w:p>
@@ -2593,8 +3369,12 @@
         </w:tc>
         <w:tc>
           <w:tcPr>
-            <w:tcW w:w="2671" w:type="dxa"/>
-            <w:tcBorders/>
+            <w:tcW w:w="6682" w:type="dxa"/>
+            <w:tcBorders>
+              <w:left w:val="single" w:sz="2" w:space="0" w:color="BFC7D5"/>
+              <w:bottom w:val="single" w:sz="2" w:space="0" w:color="BFC7D5"/>
+              <w:right w:val="single" w:sz="6" w:space="0" w:color="BFC7D5"/>
+            </w:tcBorders>
             <w:vAlign w:val="center"/>
           </w:tcPr>
           <w:p>
@@ -2618,8 +3398,12 @@
         <w:trPr/>
         <w:tc>
           <w:tcPr>
-            <w:tcW w:w="1831" w:type="dxa"/>
-            <w:tcBorders/>
+            <w:tcW w:w="4656" w:type="dxa"/>
+            <w:tcBorders>
+              <w:left w:val="single" w:sz="6" w:space="0" w:color="BFC7D5"/>
+              <w:bottom w:val="single" w:sz="2" w:space="0" w:color="BFC7D5"/>
+              <w:right w:val="single" w:sz="6" w:space="0" w:color="BFC7D5"/>
+            </w:tcBorders>
             <w:vAlign w:val="center"/>
           </w:tcPr>
           <w:p>
@@ -2638,8 +3422,12 @@
         </w:tc>
         <w:tc>
           <w:tcPr>
-            <w:tcW w:w="2671" w:type="dxa"/>
-            <w:tcBorders/>
+            <w:tcW w:w="6682" w:type="dxa"/>
+            <w:tcBorders>
+              <w:left w:val="single" w:sz="2" w:space="0" w:color="BFC7D5"/>
+              <w:bottom w:val="single" w:sz="2" w:space="0" w:color="BFC7D5"/>
+              <w:right w:val="single" w:sz="6" w:space="0" w:color="BFC7D5"/>
+            </w:tcBorders>
             <w:vAlign w:val="center"/>
           </w:tcPr>
           <w:p>
@@ -2663,8 +3451,12 @@
         <w:trPr/>
         <w:tc>
           <w:tcPr>
-            <w:tcW w:w="1831" w:type="dxa"/>
-            <w:tcBorders/>
+            <w:tcW w:w="4656" w:type="dxa"/>
+            <w:tcBorders>
+              <w:left w:val="single" w:sz="6" w:space="0" w:color="BFC7D5"/>
+              <w:bottom w:val="single" w:sz="6" w:space="0" w:color="BFC7D5"/>
+              <w:right w:val="single" w:sz="6" w:space="0" w:color="BFC7D5"/>
+            </w:tcBorders>
             <w:vAlign w:val="center"/>
           </w:tcPr>
           <w:p>
@@ -2683,8 +3475,12 @@
         </w:tc>
         <w:tc>
           <w:tcPr>
-            <w:tcW w:w="2671" w:type="dxa"/>
-            <w:tcBorders/>
+            <w:tcW w:w="6682" w:type="dxa"/>
+            <w:tcBorders>
+              <w:left w:val="single" w:sz="2" w:space="0" w:color="BFC7D5"/>
+              <w:bottom w:val="single" w:sz="6" w:space="0" w:color="BFC7D5"/>
+              <w:right w:val="single" w:sz="6" w:space="0" w:color="BFC7D5"/>
+            </w:tcBorders>
             <w:vAlign w:val="center"/>
           </w:tcPr>
           <w:p>
@@ -2719,23 +3515,23 @@
     </w:p>
     <w:tbl>
       <w:tblPr>
-        <w:tblW w:w="7955" w:type="dxa"/>
+        <w:tblW w:w="5000" w:type="pct"/>
         <w:jc w:val="left"/>
-        <w:tblInd w:w="0" w:type="dxa"/>
+        <w:tblInd w:w="-7" w:type="dxa"/>
         <w:tblLayout w:type="fixed"/>
         <w:tblCellMar>
-          <w:top w:w="28" w:type="dxa"/>
-          <w:left w:w="28" w:type="dxa"/>
-          <w:bottom w:w="28" w:type="dxa"/>
-          <w:right w:w="28" w:type="dxa"/>
+          <w:top w:w="60" w:type="dxa"/>
+          <w:left w:w="60" w:type="dxa"/>
+          <w:bottom w:w="60" w:type="dxa"/>
+          <w:right w:w="60" w:type="dxa"/>
         </w:tblCellMar>
       </w:tblPr>
       <w:tblGrid>
-        <w:gridCol w:w="211"/>
-        <w:gridCol w:w="2206"/>
-        <w:gridCol w:w="1786"/>
-        <w:gridCol w:w="2596"/>
-        <w:gridCol w:w="1156"/>
+        <w:gridCol w:w="342"/>
+        <w:gridCol w:w="3138"/>
+        <w:gridCol w:w="2549"/>
+        <w:gridCol w:w="3684"/>
+        <w:gridCol w:w="1625"/>
       </w:tblGrid>
       <w:tr>
         <w:trPr>
@@ -2743,110 +3539,150 @@
         </w:trPr>
         <w:tc>
           <w:tcPr>
-            <w:tcW w:w="211" w:type="dxa"/>
-            <w:tcBorders/>
+            <w:tcW w:w="342" w:type="dxa"/>
+            <w:tcBorders>
+              <w:top w:val="single" w:sz="6" w:space="0" w:color="BFC7D5"/>
+              <w:left w:val="single" w:sz="6" w:space="0" w:color="BFC7D5"/>
+              <w:bottom w:val="single" w:sz="2" w:space="0" w:color="BFC7D5"/>
+              <w:right w:val="single" w:sz="6" w:space="0" w:color="BFC7D5"/>
+            </w:tcBorders>
+            <w:shd w:fill="1F3A5F" w:val="clear"/>
             <w:vAlign w:val="center"/>
           </w:tcPr>
           <w:p>
             <w:pPr>
               <w:pStyle w:val="TableHeading"/>
-              <w:suppressLineNumbers/>
-              <w:shd w:fill="1F3A5F" w:val="clear"/>
-              <w:bidi w:val="0"/>
-              <w:spacing w:before="0" w:after="283"/>
-              <w:jc w:val="center"/>
-              <w:rPr/>
-            </w:pPr>
-            <w:r>
-              <w:rPr/>
+              <w:bidi w:val="0"/>
+              <w:spacing w:before="0" w:after="283"/>
+              <w:jc w:val="left"/>
+              <w:rPr>
+                <w:color w:val="FFFFFF"/>
+              </w:rPr>
+            </w:pPr>
+            <w:r>
+              <w:rPr>
+                <w:color w:val="FFFFFF"/>
+              </w:rPr>
               <w:t>#</w:t>
             </w:r>
           </w:p>
         </w:tc>
         <w:tc>
           <w:tcPr>
-            <w:tcW w:w="2206" w:type="dxa"/>
-            <w:tcBorders/>
+            <w:tcW w:w="3138" w:type="dxa"/>
+            <w:tcBorders>
+              <w:top w:val="single" w:sz="6" w:space="0" w:color="BFC7D5"/>
+              <w:left w:val="single" w:sz="2" w:space="0" w:color="BFC7D5"/>
+              <w:bottom w:val="single" w:sz="2" w:space="0" w:color="BFC7D5"/>
+              <w:right w:val="single" w:sz="6" w:space="0" w:color="BFC7D5"/>
+            </w:tcBorders>
+            <w:shd w:fill="1F3A5F" w:val="clear"/>
             <w:vAlign w:val="center"/>
           </w:tcPr>
           <w:p>
             <w:pPr>
               <w:pStyle w:val="TableHeading"/>
-              <w:suppressLineNumbers/>
-              <w:shd w:fill="1F3A5F" w:val="clear"/>
-              <w:bidi w:val="0"/>
-              <w:spacing w:before="0" w:after="283"/>
-              <w:jc w:val="center"/>
-              <w:rPr/>
-            </w:pPr>
-            <w:r>
-              <w:rPr/>
+              <w:bidi w:val="0"/>
+              <w:spacing w:before="0" w:after="283"/>
+              <w:jc w:val="left"/>
+              <w:rPr>
+                <w:color w:val="FFFFFF"/>
+              </w:rPr>
+            </w:pPr>
+            <w:r>
+              <w:rPr>
+                <w:color w:val="FFFFFF"/>
+              </w:rPr>
               <w:t>Check from §6</w:t>
             </w:r>
           </w:p>
         </w:tc>
         <w:tc>
           <w:tcPr>
-            <w:tcW w:w="1786" w:type="dxa"/>
-            <w:tcBorders/>
+            <w:tcW w:w="2549" w:type="dxa"/>
+            <w:tcBorders>
+              <w:top w:val="single" w:sz="6" w:space="0" w:color="BFC7D5"/>
+              <w:left w:val="single" w:sz="2" w:space="0" w:color="BFC7D5"/>
+              <w:bottom w:val="single" w:sz="2" w:space="0" w:color="BFC7D5"/>
+              <w:right w:val="single" w:sz="6" w:space="0" w:color="BFC7D5"/>
+            </w:tcBorders>
+            <w:shd w:fill="1F3A5F" w:val="clear"/>
             <w:vAlign w:val="center"/>
           </w:tcPr>
           <w:p>
             <w:pPr>
               <w:pStyle w:val="TableHeading"/>
-              <w:suppressLineNumbers/>
-              <w:shd w:fill="1F3A5F" w:val="clear"/>
-              <w:bidi w:val="0"/>
-              <w:spacing w:before="0" w:after="283"/>
-              <w:jc w:val="center"/>
-              <w:rPr/>
-            </w:pPr>
-            <w:r>
-              <w:rPr/>
+              <w:bidi w:val="0"/>
+              <w:spacing w:before="0" w:after="283"/>
+              <w:jc w:val="left"/>
+              <w:rPr>
+                <w:color w:val="FFFFFF"/>
+              </w:rPr>
+            </w:pPr>
+            <w:r>
+              <w:rPr>
+                <w:color w:val="FFFFFF"/>
+              </w:rPr>
               <w:t>Actual result</w:t>
             </w:r>
           </w:p>
         </w:tc>
         <w:tc>
           <w:tcPr>
-            <w:tcW w:w="2596" w:type="dxa"/>
-            <w:tcBorders/>
+            <w:tcW w:w="3684" w:type="dxa"/>
+            <w:tcBorders>
+              <w:top w:val="single" w:sz="6" w:space="0" w:color="BFC7D5"/>
+              <w:left w:val="single" w:sz="2" w:space="0" w:color="BFC7D5"/>
+              <w:bottom w:val="single" w:sz="2" w:space="0" w:color="BFC7D5"/>
+              <w:right w:val="single" w:sz="6" w:space="0" w:color="BFC7D5"/>
+            </w:tcBorders>
+            <w:shd w:fill="1F3A5F" w:val="clear"/>
             <w:vAlign w:val="center"/>
           </w:tcPr>
           <w:p>
             <w:pPr>
               <w:pStyle w:val="TableHeading"/>
-              <w:suppressLineNumbers/>
-              <w:shd w:fill="1F3A5F" w:val="clear"/>
-              <w:bidi w:val="0"/>
-              <w:spacing w:before="0" w:after="283"/>
-              <w:jc w:val="center"/>
-              <w:rPr/>
-            </w:pPr>
-            <w:r>
-              <w:rPr/>
+              <w:bidi w:val="0"/>
+              <w:spacing w:before="0" w:after="283"/>
+              <w:jc w:val="left"/>
+              <w:rPr>
+                <w:color w:val="FFFFFF"/>
+              </w:rPr>
+            </w:pPr>
+            <w:r>
+              <w:rPr>
+                <w:color w:val="FFFFFF"/>
+              </w:rPr>
               <w:t>Evidence (path / SHA / report)</w:t>
             </w:r>
           </w:p>
         </w:tc>
         <w:tc>
           <w:tcPr>
-            <w:tcW w:w="1156" w:type="dxa"/>
-            <w:tcBorders/>
+            <w:tcW w:w="1625" w:type="dxa"/>
+            <w:tcBorders>
+              <w:top w:val="single" w:sz="6" w:space="0" w:color="BFC7D5"/>
+              <w:left w:val="single" w:sz="2" w:space="0" w:color="BFC7D5"/>
+              <w:bottom w:val="single" w:sz="2" w:space="0" w:color="BFC7D5"/>
+              <w:right w:val="single" w:sz="6" w:space="0" w:color="BFC7D5"/>
+            </w:tcBorders>
+            <w:shd w:fill="1F3A5F" w:val="clear"/>
             <w:vAlign w:val="center"/>
           </w:tcPr>
           <w:p>
             <w:pPr>
               <w:pStyle w:val="TableHeading"/>
-              <w:suppressLineNumbers/>
-              <w:shd w:fill="1F3A5F" w:val="clear"/>
-              <w:bidi w:val="0"/>
-              <w:spacing w:before="0" w:after="283"/>
-              <w:jc w:val="center"/>
-              <w:rPr/>
-            </w:pPr>
-            <w:r>
-              <w:rPr/>
+              <w:bidi w:val="0"/>
+              <w:spacing w:before="0" w:after="283"/>
+              <w:jc w:val="left"/>
+              <w:rPr>
+                <w:color w:val="FFFFFF"/>
+              </w:rPr>
+            </w:pPr>
+            <w:r>
+              <w:rPr>
+                <w:color w:val="FFFFFF"/>
+              </w:rPr>
               <w:t>Pass?</w:t>
             </w:r>
           </w:p>
@@ -2856,8 +3692,12 @@
         <w:trPr/>
         <w:tc>
           <w:tcPr>
-            <w:tcW w:w="211" w:type="dxa"/>
-            <w:tcBorders/>
+            <w:tcW w:w="342" w:type="dxa"/>
+            <w:tcBorders>
+              <w:left w:val="single" w:sz="6" w:space="0" w:color="BFC7D5"/>
+              <w:bottom w:val="single" w:sz="2" w:space="0" w:color="BFC7D5"/>
+              <w:right w:val="single" w:sz="6" w:space="0" w:color="BFC7D5"/>
+            </w:tcBorders>
             <w:vAlign w:val="center"/>
           </w:tcPr>
           <w:p>
@@ -2876,8 +3716,12 @@
         </w:tc>
         <w:tc>
           <w:tcPr>
-            <w:tcW w:w="2206" w:type="dxa"/>
-            <w:tcBorders/>
+            <w:tcW w:w="3138" w:type="dxa"/>
+            <w:tcBorders>
+              <w:left w:val="single" w:sz="2" w:space="0" w:color="BFC7D5"/>
+              <w:bottom w:val="single" w:sz="2" w:space="0" w:color="BFC7D5"/>
+              <w:right w:val="single" w:sz="6" w:space="0" w:color="BFC7D5"/>
+            </w:tcBorders>
             <w:vAlign w:val="center"/>
           </w:tcPr>
           <w:p>
@@ -2898,8 +3742,12 @@
         </w:tc>
         <w:tc>
           <w:tcPr>
-            <w:tcW w:w="1786" w:type="dxa"/>
-            <w:tcBorders/>
+            <w:tcW w:w="2549" w:type="dxa"/>
+            <w:tcBorders>
+              <w:left w:val="single" w:sz="2" w:space="0" w:color="BFC7D5"/>
+              <w:bottom w:val="single" w:sz="2" w:space="0" w:color="BFC7D5"/>
+              <w:right w:val="single" w:sz="6" w:space="0" w:color="BFC7D5"/>
+            </w:tcBorders>
             <w:vAlign w:val="center"/>
           </w:tcPr>
           <w:p>
@@ -2920,8 +3768,12 @@
         </w:tc>
         <w:tc>
           <w:tcPr>
-            <w:tcW w:w="2596" w:type="dxa"/>
-            <w:tcBorders/>
+            <w:tcW w:w="3684" w:type="dxa"/>
+            <w:tcBorders>
+              <w:left w:val="single" w:sz="2" w:space="0" w:color="BFC7D5"/>
+              <w:bottom w:val="single" w:sz="2" w:space="0" w:color="BFC7D5"/>
+              <w:right w:val="single" w:sz="6" w:space="0" w:color="BFC7D5"/>
+            </w:tcBorders>
             <w:vAlign w:val="center"/>
           </w:tcPr>
           <w:p>
@@ -2942,8 +3794,12 @@
         </w:tc>
         <w:tc>
           <w:tcPr>
-            <w:tcW w:w="1156" w:type="dxa"/>
-            <w:tcBorders/>
+            <w:tcW w:w="1625" w:type="dxa"/>
+            <w:tcBorders>
+              <w:left w:val="single" w:sz="2" w:space="0" w:color="BFC7D5"/>
+              <w:bottom w:val="single" w:sz="2" w:space="0" w:color="BFC7D5"/>
+              <w:right w:val="single" w:sz="6" w:space="0" w:color="BFC7D5"/>
+            </w:tcBorders>
             <w:vAlign w:val="center"/>
           </w:tcPr>
           <w:p>
@@ -2969,8 +3825,12 @@
         <w:trPr/>
         <w:tc>
           <w:tcPr>
-            <w:tcW w:w="211" w:type="dxa"/>
-            <w:tcBorders/>
+            <w:tcW w:w="342" w:type="dxa"/>
+            <w:tcBorders>
+              <w:left w:val="single" w:sz="6" w:space="0" w:color="BFC7D5"/>
+              <w:bottom w:val="single" w:sz="2" w:space="0" w:color="BFC7D5"/>
+              <w:right w:val="single" w:sz="6" w:space="0" w:color="BFC7D5"/>
+            </w:tcBorders>
             <w:vAlign w:val="center"/>
           </w:tcPr>
           <w:p>
@@ -2989,8 +3849,12 @@
         </w:tc>
         <w:tc>
           <w:tcPr>
-            <w:tcW w:w="2206" w:type="dxa"/>
-            <w:tcBorders/>
+            <w:tcW w:w="3138" w:type="dxa"/>
+            <w:tcBorders>
+              <w:left w:val="single" w:sz="2" w:space="0" w:color="BFC7D5"/>
+              <w:bottom w:val="single" w:sz="2" w:space="0" w:color="BFC7D5"/>
+              <w:right w:val="single" w:sz="6" w:space="0" w:color="BFC7D5"/>
+            </w:tcBorders>
             <w:vAlign w:val="center"/>
           </w:tcPr>
           <w:p>
@@ -3011,8 +3875,12 @@
         </w:tc>
         <w:tc>
           <w:tcPr>
-            <w:tcW w:w="1786" w:type="dxa"/>
-            <w:tcBorders/>
+            <w:tcW w:w="2549" w:type="dxa"/>
+            <w:tcBorders>
+              <w:left w:val="single" w:sz="2" w:space="0" w:color="BFC7D5"/>
+              <w:bottom w:val="single" w:sz="2" w:space="0" w:color="BFC7D5"/>
+              <w:right w:val="single" w:sz="6" w:space="0" w:color="BFC7D5"/>
+            </w:tcBorders>
             <w:vAlign w:val="center"/>
           </w:tcPr>
           <w:p>
@@ -3033,8 +3901,12 @@
         </w:tc>
         <w:tc>
           <w:tcPr>
-            <w:tcW w:w="2596" w:type="dxa"/>
-            <w:tcBorders/>
+            <w:tcW w:w="3684" w:type="dxa"/>
+            <w:tcBorders>
+              <w:left w:val="single" w:sz="2" w:space="0" w:color="BFC7D5"/>
+              <w:bottom w:val="single" w:sz="2" w:space="0" w:color="BFC7D5"/>
+              <w:right w:val="single" w:sz="6" w:space="0" w:color="BFC7D5"/>
+            </w:tcBorders>
             <w:vAlign w:val="center"/>
           </w:tcPr>
           <w:p>
@@ -3055,8 +3927,12 @@
         </w:tc>
         <w:tc>
           <w:tcPr>
-            <w:tcW w:w="1156" w:type="dxa"/>
-            <w:tcBorders/>
+            <w:tcW w:w="1625" w:type="dxa"/>
+            <w:tcBorders>
+              <w:left w:val="single" w:sz="2" w:space="0" w:color="BFC7D5"/>
+              <w:bottom w:val="single" w:sz="2" w:space="0" w:color="BFC7D5"/>
+              <w:right w:val="single" w:sz="6" w:space="0" w:color="BFC7D5"/>
+            </w:tcBorders>
             <w:vAlign w:val="center"/>
           </w:tcPr>
           <w:p>
@@ -3082,8 +3958,12 @@
         <w:trPr/>
         <w:tc>
           <w:tcPr>
-            <w:tcW w:w="211" w:type="dxa"/>
-            <w:tcBorders/>
+            <w:tcW w:w="342" w:type="dxa"/>
+            <w:tcBorders>
+              <w:left w:val="single" w:sz="6" w:space="0" w:color="BFC7D5"/>
+              <w:bottom w:val="single" w:sz="6" w:space="0" w:color="BFC7D5"/>
+              <w:right w:val="single" w:sz="6" w:space="0" w:color="BFC7D5"/>
+            </w:tcBorders>
             <w:vAlign w:val="center"/>
           </w:tcPr>
           <w:p>
@@ -3102,8 +3982,12 @@
         </w:tc>
         <w:tc>
           <w:tcPr>
-            <w:tcW w:w="2206" w:type="dxa"/>
-            <w:tcBorders/>
+            <w:tcW w:w="3138" w:type="dxa"/>
+            <w:tcBorders>
+              <w:left w:val="single" w:sz="2" w:space="0" w:color="BFC7D5"/>
+              <w:bottom w:val="single" w:sz="6" w:space="0" w:color="BFC7D5"/>
+              <w:right w:val="single" w:sz="6" w:space="0" w:color="BFC7D5"/>
+            </w:tcBorders>
             <w:vAlign w:val="center"/>
           </w:tcPr>
           <w:p>
@@ -3124,8 +4008,12 @@
         </w:tc>
         <w:tc>
           <w:tcPr>
-            <w:tcW w:w="1786" w:type="dxa"/>
-            <w:tcBorders/>
+            <w:tcW w:w="2549" w:type="dxa"/>
+            <w:tcBorders>
+              <w:left w:val="single" w:sz="2" w:space="0" w:color="BFC7D5"/>
+              <w:bottom w:val="single" w:sz="6" w:space="0" w:color="BFC7D5"/>
+              <w:right w:val="single" w:sz="6" w:space="0" w:color="BFC7D5"/>
+            </w:tcBorders>
             <w:vAlign w:val="center"/>
           </w:tcPr>
           <w:p>
@@ -3146,8 +4034,12 @@
         </w:tc>
         <w:tc>
           <w:tcPr>
-            <w:tcW w:w="2596" w:type="dxa"/>
-            <w:tcBorders/>
+            <w:tcW w:w="3684" w:type="dxa"/>
+            <w:tcBorders>
+              <w:left w:val="single" w:sz="2" w:space="0" w:color="BFC7D5"/>
+              <w:bottom w:val="single" w:sz="6" w:space="0" w:color="BFC7D5"/>
+              <w:right w:val="single" w:sz="6" w:space="0" w:color="BFC7D5"/>
+            </w:tcBorders>
             <w:vAlign w:val="center"/>
           </w:tcPr>
           <w:p>
@@ -3168,8 +4060,12 @@
         </w:tc>
         <w:tc>
           <w:tcPr>
-            <w:tcW w:w="1156" w:type="dxa"/>
-            <w:tcBorders/>
+            <w:tcW w:w="1625" w:type="dxa"/>
+            <w:tcBorders>
+              <w:left w:val="single" w:sz="2" w:space="0" w:color="BFC7D5"/>
+              <w:bottom w:val="single" w:sz="6" w:space="0" w:color="BFC7D5"/>
+              <w:right w:val="single" w:sz="6" w:space="0" w:color="BFC7D5"/>
+            </w:tcBorders>
             <w:vAlign w:val="center"/>
           </w:tcPr>
           <w:p>
@@ -3206,20 +4102,20 @@
     </w:p>
     <w:tbl>
       <w:tblPr>
-        <w:tblW w:w="7427" w:type="dxa"/>
+        <w:tblW w:w="5000" w:type="pct"/>
         <w:jc w:val="left"/>
-        <w:tblInd w:w="0" w:type="dxa"/>
+        <w:tblInd w:w="-7" w:type="dxa"/>
         <w:tblLayout w:type="fixed"/>
         <w:tblCellMar>
-          <w:top w:w="28" w:type="dxa"/>
-          <w:left w:w="28" w:type="dxa"/>
-          <w:bottom w:w="28" w:type="dxa"/>
-          <w:right w:w="28" w:type="dxa"/>
+          <w:top w:w="60" w:type="dxa"/>
+          <w:left w:w="60" w:type="dxa"/>
+          <w:bottom w:w="60" w:type="dxa"/>
+          <w:right w:w="60" w:type="dxa"/>
         </w:tblCellMar>
       </w:tblPr>
       <w:tblGrid>
-        <w:gridCol w:w="3226"/>
-        <w:gridCol w:w="4201"/>
+        <w:gridCol w:w="4951"/>
+        <w:gridCol w:w="6387"/>
       </w:tblGrid>
       <w:tr>
         <w:trPr>
@@ -3227,44 +4123,60 @@
         </w:trPr>
         <w:tc>
           <w:tcPr>
-            <w:tcW w:w="3226" w:type="dxa"/>
-            <w:tcBorders/>
+            <w:tcW w:w="4951" w:type="dxa"/>
+            <w:tcBorders>
+              <w:top w:val="single" w:sz="6" w:space="0" w:color="BFC7D5"/>
+              <w:left w:val="single" w:sz="6" w:space="0" w:color="BFC7D5"/>
+              <w:bottom w:val="single" w:sz="2" w:space="0" w:color="BFC7D5"/>
+              <w:right w:val="single" w:sz="6" w:space="0" w:color="BFC7D5"/>
+            </w:tcBorders>
+            <w:shd w:fill="1F3A5F" w:val="clear"/>
             <w:vAlign w:val="center"/>
           </w:tcPr>
           <w:p>
             <w:pPr>
               <w:pStyle w:val="TableHeading"/>
-              <w:suppressLineNumbers/>
-              <w:shd w:fill="1F3A5F" w:val="clear"/>
-              <w:bidi w:val="0"/>
-              <w:spacing w:before="0" w:after="283"/>
-              <w:jc w:val="center"/>
-              <w:rPr/>
-            </w:pPr>
-            <w:r>
-              <w:rPr/>
+              <w:bidi w:val="0"/>
+              <w:spacing w:before="0" w:after="283"/>
+              <w:jc w:val="left"/>
+              <w:rPr>
+                <w:color w:val="FFFFFF"/>
+              </w:rPr>
+            </w:pPr>
+            <w:r>
+              <w:rPr>
+                <w:color w:val="FFFFFF"/>
+              </w:rPr>
               <w:t>Field</w:t>
             </w:r>
           </w:p>
         </w:tc>
         <w:tc>
           <w:tcPr>
-            <w:tcW w:w="4201" w:type="dxa"/>
-            <w:tcBorders/>
+            <w:tcW w:w="6387" w:type="dxa"/>
+            <w:tcBorders>
+              <w:top w:val="single" w:sz="6" w:space="0" w:color="BFC7D5"/>
+              <w:left w:val="single" w:sz="2" w:space="0" w:color="BFC7D5"/>
+              <w:bottom w:val="single" w:sz="2" w:space="0" w:color="BFC7D5"/>
+              <w:right w:val="single" w:sz="6" w:space="0" w:color="BFC7D5"/>
+            </w:tcBorders>
+            <w:shd w:fill="1F3A5F" w:val="clear"/>
             <w:vAlign w:val="center"/>
           </w:tcPr>
           <w:p>
             <w:pPr>
               <w:pStyle w:val="TableHeading"/>
-              <w:suppressLineNumbers/>
-              <w:shd w:fill="1F3A5F" w:val="clear"/>
-              <w:bidi w:val="0"/>
-              <w:spacing w:before="0" w:after="283"/>
-              <w:jc w:val="center"/>
-              <w:rPr/>
-            </w:pPr>
-            <w:r>
-              <w:rPr/>
+              <w:bidi w:val="0"/>
+              <w:spacing w:before="0" w:after="283"/>
+              <w:jc w:val="left"/>
+              <w:rPr>
+                <w:color w:val="FFFFFF"/>
+              </w:rPr>
+            </w:pPr>
+            <w:r>
+              <w:rPr>
+                <w:color w:val="FFFFFF"/>
+              </w:rPr>
               <w:t>Entry</w:t>
             </w:r>
           </w:p>
@@ -3274,8 +4186,12 @@
         <w:trPr/>
         <w:tc>
           <w:tcPr>
-            <w:tcW w:w="3226" w:type="dxa"/>
-            <w:tcBorders/>
+            <w:tcW w:w="4951" w:type="dxa"/>
+            <w:tcBorders>
+              <w:left w:val="single" w:sz="6" w:space="0" w:color="BFC7D5"/>
+              <w:bottom w:val="single" w:sz="2" w:space="0" w:color="BFC7D5"/>
+              <w:right w:val="single" w:sz="6" w:space="0" w:color="BFC7D5"/>
+            </w:tcBorders>
             <w:vAlign w:val="center"/>
           </w:tcPr>
           <w:p>
@@ -3294,8 +4210,12 @@
         </w:tc>
         <w:tc>
           <w:tcPr>
-            <w:tcW w:w="4201" w:type="dxa"/>
-            <w:tcBorders/>
+            <w:tcW w:w="6387" w:type="dxa"/>
+            <w:tcBorders>
+              <w:left w:val="single" w:sz="2" w:space="0" w:color="BFC7D5"/>
+              <w:bottom w:val="single" w:sz="2" w:space="0" w:color="BFC7D5"/>
+              <w:right w:val="single" w:sz="6" w:space="0" w:color="BFC7D5"/>
+            </w:tcBorders>
             <w:vAlign w:val="center"/>
           </w:tcPr>
           <w:p>
@@ -3327,8 +4247,12 @@
         <w:trPr/>
         <w:tc>
           <w:tcPr>
-            <w:tcW w:w="3226" w:type="dxa"/>
-            <w:tcBorders/>
+            <w:tcW w:w="4951" w:type="dxa"/>
+            <w:tcBorders>
+              <w:left w:val="single" w:sz="6" w:space="0" w:color="BFC7D5"/>
+              <w:bottom w:val="single" w:sz="2" w:space="0" w:color="BFC7D5"/>
+              <w:right w:val="single" w:sz="6" w:space="0" w:color="BFC7D5"/>
+            </w:tcBorders>
             <w:vAlign w:val="center"/>
           </w:tcPr>
           <w:p>
@@ -3347,8 +4271,12 @@
         </w:tc>
         <w:tc>
           <w:tcPr>
-            <w:tcW w:w="4201" w:type="dxa"/>
-            <w:tcBorders/>
+            <w:tcW w:w="6387" w:type="dxa"/>
+            <w:tcBorders>
+              <w:left w:val="single" w:sz="2" w:space="0" w:color="BFC7D5"/>
+              <w:bottom w:val="single" w:sz="2" w:space="0" w:color="BFC7D5"/>
+              <w:right w:val="single" w:sz="6" w:space="0" w:color="BFC7D5"/>
+            </w:tcBorders>
             <w:vAlign w:val="center"/>
           </w:tcPr>
           <w:p>
@@ -3384,8 +4312,12 @@
         <w:trPr/>
         <w:tc>
           <w:tcPr>
-            <w:tcW w:w="3226" w:type="dxa"/>
-            <w:tcBorders/>
+            <w:tcW w:w="4951" w:type="dxa"/>
+            <w:tcBorders>
+              <w:left w:val="single" w:sz="6" w:space="0" w:color="BFC7D5"/>
+              <w:bottom w:val="single" w:sz="2" w:space="0" w:color="BFC7D5"/>
+              <w:right w:val="single" w:sz="6" w:space="0" w:color="BFC7D5"/>
+            </w:tcBorders>
             <w:vAlign w:val="center"/>
           </w:tcPr>
           <w:p>
@@ -3414,8 +4346,12 @@
         </w:tc>
         <w:tc>
           <w:tcPr>
-            <w:tcW w:w="4201" w:type="dxa"/>
-            <w:tcBorders/>
+            <w:tcW w:w="6387" w:type="dxa"/>
+            <w:tcBorders>
+              <w:left w:val="single" w:sz="2" w:space="0" w:color="BFC7D5"/>
+              <w:bottom w:val="single" w:sz="2" w:space="0" w:color="BFC7D5"/>
+              <w:right w:val="single" w:sz="6" w:space="0" w:color="BFC7D5"/>
+            </w:tcBorders>
             <w:vAlign w:val="center"/>
           </w:tcPr>
           <w:p>
@@ -3439,8 +4375,12 @@
         <w:trPr/>
         <w:tc>
           <w:tcPr>
-            <w:tcW w:w="3226" w:type="dxa"/>
-            <w:tcBorders/>
+            <w:tcW w:w="4951" w:type="dxa"/>
+            <w:tcBorders>
+              <w:left w:val="single" w:sz="6" w:space="0" w:color="BFC7D5"/>
+              <w:bottom w:val="single" w:sz="2" w:space="0" w:color="BFC7D5"/>
+              <w:right w:val="single" w:sz="6" w:space="0" w:color="BFC7D5"/>
+            </w:tcBorders>
             <w:vAlign w:val="center"/>
           </w:tcPr>
           <w:p>
@@ -3459,8 +4399,12 @@
         </w:tc>
         <w:tc>
           <w:tcPr>
-            <w:tcW w:w="4201" w:type="dxa"/>
-            <w:tcBorders/>
+            <w:tcW w:w="6387" w:type="dxa"/>
+            <w:tcBorders>
+              <w:left w:val="single" w:sz="2" w:space="0" w:color="BFC7D5"/>
+              <w:bottom w:val="single" w:sz="2" w:space="0" w:color="BFC7D5"/>
+              <w:right w:val="single" w:sz="6" w:space="0" w:color="BFC7D5"/>
+            </w:tcBorders>
             <w:vAlign w:val="center"/>
           </w:tcPr>
           <w:p>
@@ -3484,8 +4428,12 @@
         <w:trPr/>
         <w:tc>
           <w:tcPr>
-            <w:tcW w:w="3226" w:type="dxa"/>
-            <w:tcBorders/>
+            <w:tcW w:w="4951" w:type="dxa"/>
+            <w:tcBorders>
+              <w:left w:val="single" w:sz="6" w:space="0" w:color="BFC7D5"/>
+              <w:bottom w:val="single" w:sz="6" w:space="0" w:color="BFC7D5"/>
+              <w:right w:val="single" w:sz="6" w:space="0" w:color="BFC7D5"/>
+            </w:tcBorders>
             <w:vAlign w:val="center"/>
           </w:tcPr>
           <w:p>
@@ -3504,8 +4452,12 @@
         </w:tc>
         <w:tc>
           <w:tcPr>
-            <w:tcW w:w="4201" w:type="dxa"/>
-            <w:tcBorders/>
+            <w:tcW w:w="6387" w:type="dxa"/>
+            <w:tcBorders>
+              <w:left w:val="single" w:sz="2" w:space="0" w:color="BFC7D5"/>
+              <w:bottom w:val="single" w:sz="6" w:space="0" w:color="BFC7D5"/>
+              <w:right w:val="single" w:sz="6" w:space="0" w:color="BFC7D5"/>
+            </w:tcBorders>
             <w:vAlign w:val="center"/>
           </w:tcPr>
           <w:p>
